--- a/data/subventions.docx
+++ b/data/subventions.docx
@@ -8,6 +8,8 @@
         <w:rPr>
           <w:b w:val="1"/>
           <w:bCs w:val="1"/>
+          <w:sz w:val="28"/>
+          <w:szCs w:val="28"/>
           <w:u w:val="single"/>
         </w:rPr>
       </w:pPr>
@@ -15,6 +17,8 @@
         <w:rPr>
           <w:b w:val="1"/>
           <w:bCs w:val="1"/>
+          <w:sz w:val="28"/>
+          <w:szCs w:val="28"/>
           <w:u w:val="single"/>
           <w:rtl w:val="0"/>
         </w:rPr>
@@ -94,7 +98,7 @@
     <w:tbl>
       <w:tblPr>
         <w:tblStyle w:val="Table1"/>
-        <w:tblW w:w="9525.0" w:type="dxa"/>
+        <w:tblW w:w="8790.0" w:type="dxa"/>
         <w:jc w:val="left"/>
         <w:tblBorders>
           <w:top w:color="000000" w:space="0" w:sz="8" w:val="single"/>
@@ -108,16 +112,14 @@
         <w:tblLook w:val="0600"/>
       </w:tblPr>
       <w:tblGrid>
-        <w:gridCol w:w="2610"/>
-        <w:gridCol w:w="4440"/>
-        <w:gridCol w:w="1230"/>
-        <w:gridCol w:w="1245"/>
+        <w:gridCol w:w="5010"/>
+        <w:gridCol w:w="1875"/>
+        <w:gridCol w:w="1905"/>
         <w:tblGridChange w:id="0">
           <w:tblGrid>
-            <w:gridCol w:w="2610"/>
-            <w:gridCol w:w="4440"/>
-            <w:gridCol w:w="1230"/>
-            <w:gridCol w:w="1245"/>
+            <w:gridCol w:w="5010"/>
+            <w:gridCol w:w="1875"/>
+            <w:gridCol w:w="1905"/>
           </w:tblGrid>
         </w:tblGridChange>
       </w:tblGrid>
@@ -208,49 +210,6 @@
                 <w:bCs w:val="1"/>
                 <w:rtl w:val="0"/>
               </w:rPr>
-              <w:t xml:space="preserve">Explanation</w:t>
-            </w:r>
-          </w:p>
-        </w:tc>
-        <w:tc>
-          <w:tcPr>
-            <w:shd w:fill="auto" w:val="clear"/>
-            <w:tcMar>
-              <w:top w:w="100.0" w:type="dxa"/>
-              <w:left w:w="100.0" w:type="dxa"/>
-              <w:bottom w:w="100.0" w:type="dxa"/>
-              <w:right w:w="100.0" w:type="dxa"/>
-            </w:tcMar>
-            <w:vAlign w:val="top"/>
-          </w:tcPr>
-          <w:p>
-            <w:pPr>
-              <w:keepNext w:val="0"/>
-              <w:keepLines w:val="0"/>
-              <w:pageBreakBefore w:val="0"/>
-              <w:widowControl w:val="0"/>
-              <w:pBdr>
-                <w:top w:space="0" w:sz="0" w:val="nil"/>
-                <w:left w:space="0" w:sz="0" w:val="nil"/>
-                <w:bottom w:space="0" w:sz="0" w:val="nil"/>
-                <w:right w:space="0" w:sz="0" w:val="nil"/>
-                <w:between w:space="0" w:sz="0" w:val="nil"/>
-              </w:pBdr>
-              <w:shd w:fill="auto" w:val="clear"/>
-              <w:spacing w:after="0" w:before="0" w:line="240" w:lineRule="auto"/>
-              <w:ind w:left="0" w:right="0" w:firstLine="0"/>
-              <w:jc w:val="left"/>
-              <w:rPr>
-                <w:b w:val="1"/>
-                <w:bCs w:val="1"/>
-              </w:rPr>
-            </w:pPr>
-            <w:r>
-              <w:rPr>
-                <w:b w:val="1"/>
-                <w:bCs w:val="1"/>
-                <w:rtl w:val="0"/>
-              </w:rPr>
               <w:t xml:space="preserve">Keyword</w:t>
             </w:r>
           </w:p>
@@ -370,43 +329,6 @@
               <w:spacing w:after="0" w:before="0" w:line="240" w:lineRule="auto"/>
               <w:ind w:left="0" w:right="0" w:firstLine="0"/>
               <w:jc w:val="left"/>
-              <w:rPr/>
-            </w:pPr>
-            <w:r>
-              <w:rPr>
-                <w:rtl w:val="0"/>
-              </w:rPr>
-            </w:r>
-          </w:p>
-        </w:tc>
-        <w:tc>
-          <w:tcPr>
-            <w:shd w:fill="auto" w:val="clear"/>
-            <w:tcMar>
-              <w:top w:w="100.0" w:type="dxa"/>
-              <w:left w:w="100.0" w:type="dxa"/>
-              <w:bottom w:w="100.0" w:type="dxa"/>
-              <w:right w:w="100.0" w:type="dxa"/>
-            </w:tcMar>
-            <w:vAlign w:val="top"/>
-          </w:tcPr>
-          <w:p>
-            <w:pPr>
-              <w:keepNext w:val="0"/>
-              <w:keepLines w:val="0"/>
-              <w:pageBreakBefore w:val="0"/>
-              <w:widowControl w:val="0"/>
-              <w:pBdr>
-                <w:top w:space="0" w:sz="0" w:val="nil"/>
-                <w:left w:space="0" w:sz="0" w:val="nil"/>
-                <w:bottom w:space="0" w:sz="0" w:val="nil"/>
-                <w:right w:space="0" w:sz="0" w:val="nil"/>
-                <w:between w:space="0" w:sz="0" w:val="nil"/>
-              </w:pBdr>
-              <w:shd w:fill="auto" w:val="clear"/>
-              <w:spacing w:after="0" w:before="0" w:line="240" w:lineRule="auto"/>
-              <w:ind w:left="0" w:right="0" w:firstLine="0"/>
-              <w:jc w:val="left"/>
               <w:rPr>
                 <w:sz w:val="18"/>
                 <w:szCs w:val="18"/>
@@ -419,37 +341,6 @@
                 <w:rtl w:val="0"/>
               </w:rPr>
               <w:t xml:space="preserve">PV</w:t>
-            </w:r>
-          </w:p>
-          <w:p>
-            <w:pPr>
-              <w:keepNext w:val="0"/>
-              <w:keepLines w:val="0"/>
-              <w:pageBreakBefore w:val="0"/>
-              <w:widowControl w:val="0"/>
-              <w:pBdr>
-                <w:top w:space="0" w:sz="0" w:val="nil"/>
-                <w:left w:space="0" w:sz="0" w:val="nil"/>
-                <w:bottom w:space="0" w:sz="0" w:val="nil"/>
-                <w:right w:space="0" w:sz="0" w:val="nil"/>
-                <w:between w:space="0" w:sz="0" w:val="nil"/>
-              </w:pBdr>
-              <w:shd w:fill="auto" w:val="clear"/>
-              <w:spacing w:after="0" w:before="0" w:line="240" w:lineRule="auto"/>
-              <w:ind w:left="0" w:right="0" w:firstLine="0"/>
-              <w:jc w:val="left"/>
-              <w:rPr>
-                <w:sz w:val="18"/>
-                <w:szCs w:val="18"/>
-              </w:rPr>
-            </w:pPr>
-            <w:r>
-              <w:rPr>
-                <w:sz w:val="18"/>
-                <w:szCs w:val="18"/>
-                <w:rtl w:val="0"/>
-              </w:rPr>
-              <w:t xml:space="preserve">PV-Auto</w:t>
             </w:r>
           </w:p>
         </w:tc>
@@ -536,127 +427,93 @@
               <w:rPr>
                 <w:rtl w:val="0"/>
               </w:rPr>
-              <w:t xml:space="preserve">Subventions energy efficiency</w:t>
-            </w:r>
-          </w:p>
-        </w:tc>
-        <w:tc>
-          <w:tcPr>
-            <w:shd w:fill="auto" w:val="clear"/>
-            <w:tcMar>
-              <w:top w:w="100.0" w:type="dxa"/>
-              <w:left w:w="100.0" w:type="dxa"/>
-              <w:bottom w:w="100.0" w:type="dxa"/>
-              <w:right w:w="100.0" w:type="dxa"/>
-            </w:tcMar>
-            <w:vAlign w:val="top"/>
-          </w:tcPr>
-          <w:p>
-            <w:pPr>
-              <w:keepNext w:val="0"/>
-              <w:keepLines w:val="0"/>
-              <w:pageBreakBefore w:val="0"/>
-              <w:widowControl w:val="0"/>
-              <w:pBdr>
-                <w:top w:space="0" w:sz="0" w:val="nil"/>
-                <w:left w:space="0" w:sz="0" w:val="nil"/>
-                <w:bottom w:space="0" w:sz="0" w:val="nil"/>
-                <w:right w:space="0" w:sz="0" w:val="nil"/>
-                <w:between w:space="0" w:sz="0" w:val="nil"/>
-              </w:pBdr>
-              <w:shd w:fill="auto" w:val="clear"/>
-              <w:spacing w:after="0" w:before="0" w:line="240" w:lineRule="auto"/>
-              <w:ind w:left="0" w:right="0" w:firstLine="0"/>
-              <w:jc w:val="left"/>
-              <w:rPr/>
-            </w:pPr>
-            <w:r>
-              <w:rPr>
-                <w:rtl w:val="0"/>
-              </w:rPr>
-            </w:r>
-          </w:p>
-        </w:tc>
-        <w:tc>
-          <w:tcPr>
-            <w:shd w:fill="auto" w:val="clear"/>
-            <w:tcMar>
-              <w:top w:w="100.0" w:type="dxa"/>
-              <w:left w:w="100.0" w:type="dxa"/>
-              <w:bottom w:w="100.0" w:type="dxa"/>
-              <w:right w:w="100.0" w:type="dxa"/>
-            </w:tcMar>
-            <w:vAlign w:val="top"/>
-          </w:tcPr>
-          <w:p>
-            <w:pPr>
-              <w:keepNext w:val="0"/>
-              <w:keepLines w:val="0"/>
-              <w:pageBreakBefore w:val="0"/>
-              <w:widowControl w:val="0"/>
-              <w:pBdr>
-                <w:top w:space="0" w:sz="0" w:val="nil"/>
-                <w:left w:space="0" w:sz="0" w:val="nil"/>
-                <w:bottom w:space="0" w:sz="0" w:val="nil"/>
-                <w:right w:space="0" w:sz="0" w:val="nil"/>
-                <w:between w:space="0" w:sz="0" w:val="nil"/>
-              </w:pBdr>
-              <w:shd w:fill="auto" w:val="clear"/>
-              <w:spacing w:after="0" w:before="0" w:line="240" w:lineRule="auto"/>
-              <w:ind w:left="0" w:right="0" w:firstLine="0"/>
-              <w:jc w:val="left"/>
-              <w:rPr>
-                <w:sz w:val="18"/>
-                <w:szCs w:val="18"/>
-              </w:rPr>
-            </w:pPr>
-            <w:r>
-              <w:rPr>
-                <w:rtl w:val="0"/>
-              </w:rPr>
-            </w:r>
-          </w:p>
-        </w:tc>
-        <w:tc>
-          <w:tcPr>
-            <w:shd w:fill="auto" w:val="clear"/>
-            <w:tcMar>
-              <w:top w:w="100.0" w:type="dxa"/>
-              <w:left w:w="100.0" w:type="dxa"/>
-              <w:bottom w:w="100.0" w:type="dxa"/>
-              <w:right w:w="100.0" w:type="dxa"/>
-            </w:tcMar>
-            <w:vAlign w:val="top"/>
-          </w:tcPr>
-          <w:p>
-            <w:pPr>
-              <w:keepNext w:val="0"/>
-              <w:keepLines w:val="0"/>
-              <w:pageBreakBefore w:val="0"/>
-              <w:widowControl w:val="0"/>
-              <w:pBdr>
-                <w:top w:space="0" w:sz="0" w:val="nil"/>
-                <w:left w:space="0" w:sz="0" w:val="nil"/>
-                <w:bottom w:space="0" w:sz="0" w:val="nil"/>
-                <w:right w:space="0" w:sz="0" w:val="nil"/>
-                <w:between w:space="0" w:sz="0" w:val="nil"/>
-              </w:pBdr>
-              <w:shd w:fill="auto" w:val="clear"/>
-              <w:spacing w:after="0" w:before="0" w:line="240" w:lineRule="auto"/>
-              <w:ind w:left="0" w:right="0" w:firstLine="0"/>
-              <w:jc w:val="left"/>
-              <w:rPr>
-                <w:sz w:val="18"/>
-                <w:szCs w:val="18"/>
-              </w:rPr>
-            </w:pPr>
-            <w:r>
-              <w:rPr>
-                <w:sz w:val="18"/>
-                <w:szCs w:val="18"/>
-                <w:rtl w:val="0"/>
-              </w:rPr>
-              <w:t xml:space="preserve">ENRG_B_106</w:t>
+              <w:t xml:space="preserve">Encourager communauté auto-consommation</w:t>
+            </w:r>
+          </w:p>
+        </w:tc>
+        <w:tc>
+          <w:tcPr>
+            <w:shd w:fill="auto" w:val="clear"/>
+            <w:tcMar>
+              <w:top w:w="100.0" w:type="dxa"/>
+              <w:left w:w="100.0" w:type="dxa"/>
+              <w:bottom w:w="100.0" w:type="dxa"/>
+              <w:right w:w="100.0" w:type="dxa"/>
+            </w:tcMar>
+            <w:vAlign w:val="top"/>
+          </w:tcPr>
+          <w:p>
+            <w:pPr>
+              <w:keepNext w:val="0"/>
+              <w:keepLines w:val="0"/>
+              <w:pageBreakBefore w:val="0"/>
+              <w:widowControl w:val="0"/>
+              <w:pBdr>
+                <w:top w:space="0" w:sz="0" w:val="nil"/>
+                <w:left w:space="0" w:sz="0" w:val="nil"/>
+                <w:bottom w:space="0" w:sz="0" w:val="nil"/>
+                <w:right w:space="0" w:sz="0" w:val="nil"/>
+                <w:between w:space="0" w:sz="0" w:val="nil"/>
+              </w:pBdr>
+              <w:shd w:fill="auto" w:val="clear"/>
+              <w:spacing w:after="0" w:before="0" w:line="240" w:lineRule="auto"/>
+              <w:ind w:left="0" w:right="0" w:firstLine="0"/>
+              <w:jc w:val="left"/>
+              <w:rPr>
+                <w:sz w:val="18"/>
+                <w:szCs w:val="18"/>
+              </w:rPr>
+            </w:pPr>
+            <w:r>
+              <w:rPr>
+                <w:sz w:val="18"/>
+                <w:szCs w:val="18"/>
+                <w:rtl w:val="0"/>
+              </w:rPr>
+              <w:t xml:space="preserve">PV-Auto</w:t>
+            </w:r>
+          </w:p>
+        </w:tc>
+        <w:tc>
+          <w:tcPr>
+            <w:shd w:fill="auto" w:val="clear"/>
+            <w:tcMar>
+              <w:top w:w="100.0" w:type="dxa"/>
+              <w:left w:w="100.0" w:type="dxa"/>
+              <w:bottom w:w="100.0" w:type="dxa"/>
+              <w:right w:w="100.0" w:type="dxa"/>
+            </w:tcMar>
+            <w:vAlign w:val="top"/>
+          </w:tcPr>
+          <w:p>
+            <w:pPr>
+              <w:keepNext w:val="0"/>
+              <w:keepLines w:val="0"/>
+              <w:pageBreakBefore w:val="0"/>
+              <w:widowControl w:val="0"/>
+              <w:pBdr>
+                <w:top w:space="0" w:sz="0" w:val="nil"/>
+                <w:left w:space="0" w:sz="0" w:val="nil"/>
+                <w:bottom w:space="0" w:sz="0" w:val="nil"/>
+                <w:right w:space="0" w:sz="0" w:val="nil"/>
+                <w:between w:space="0" w:sz="0" w:val="nil"/>
+              </w:pBdr>
+              <w:shd w:fill="auto" w:val="clear"/>
+              <w:spacing w:after="0" w:before="0" w:line="240" w:lineRule="auto"/>
+              <w:ind w:left="0" w:right="0" w:firstLine="0"/>
+              <w:jc w:val="left"/>
+              <w:rPr>
+                <w:sz w:val="18"/>
+                <w:szCs w:val="18"/>
+              </w:rPr>
+            </w:pPr>
+            <w:r>
+              <w:rPr>
+                <w:sz w:val="18"/>
+                <w:szCs w:val="18"/>
+                <w:rtl w:val="0"/>
+              </w:rPr>
+              <w:t xml:space="preserve">ENRG_D_104</w:t>
             </w:r>
           </w:p>
         </w:tc>
@@ -700,127 +557,90 @@
               <w:rPr>
                 <w:rtl w:val="0"/>
               </w:rPr>
-              <w:t xml:space="preserve">Advice for building energy optimisation</w:t>
-            </w:r>
-          </w:p>
-        </w:tc>
-        <w:tc>
-          <w:tcPr>
-            <w:shd w:fill="auto" w:val="clear"/>
-            <w:tcMar>
-              <w:top w:w="100.0" w:type="dxa"/>
-              <w:left w:w="100.0" w:type="dxa"/>
-              <w:bottom w:w="100.0" w:type="dxa"/>
-              <w:right w:w="100.0" w:type="dxa"/>
-            </w:tcMar>
-            <w:vAlign w:val="top"/>
-          </w:tcPr>
-          <w:p>
-            <w:pPr>
-              <w:keepNext w:val="0"/>
-              <w:keepLines w:val="0"/>
-              <w:pageBreakBefore w:val="0"/>
-              <w:widowControl w:val="0"/>
-              <w:pBdr>
-                <w:top w:space="0" w:sz="0" w:val="nil"/>
-                <w:left w:space="0" w:sz="0" w:val="nil"/>
-                <w:bottom w:space="0" w:sz="0" w:val="nil"/>
-                <w:right w:space="0" w:sz="0" w:val="nil"/>
-                <w:between w:space="0" w:sz="0" w:val="nil"/>
-              </w:pBdr>
-              <w:shd w:fill="auto" w:val="clear"/>
-              <w:spacing w:after="0" w:before="0" w:line="240" w:lineRule="auto"/>
-              <w:ind w:left="0" w:right="0" w:firstLine="0"/>
-              <w:jc w:val="left"/>
-              <w:rPr/>
-            </w:pPr>
-            <w:r>
-              <w:rPr>
-                <w:rtl w:val="0"/>
-              </w:rPr>
-            </w:r>
-          </w:p>
-        </w:tc>
-        <w:tc>
-          <w:tcPr>
-            <w:shd w:fill="auto" w:val="clear"/>
-            <w:tcMar>
-              <w:top w:w="100.0" w:type="dxa"/>
-              <w:left w:w="100.0" w:type="dxa"/>
-              <w:bottom w:w="100.0" w:type="dxa"/>
-              <w:right w:w="100.0" w:type="dxa"/>
-            </w:tcMar>
-            <w:vAlign w:val="top"/>
-          </w:tcPr>
-          <w:p>
-            <w:pPr>
-              <w:keepNext w:val="0"/>
-              <w:keepLines w:val="0"/>
-              <w:pageBreakBefore w:val="0"/>
-              <w:widowControl w:val="0"/>
-              <w:pBdr>
-                <w:top w:space="0" w:sz="0" w:val="nil"/>
-                <w:left w:space="0" w:sz="0" w:val="nil"/>
-                <w:bottom w:space="0" w:sz="0" w:val="nil"/>
-                <w:right w:space="0" w:sz="0" w:val="nil"/>
-                <w:between w:space="0" w:sz="0" w:val="nil"/>
-              </w:pBdr>
-              <w:shd w:fill="auto" w:val="clear"/>
-              <w:spacing w:after="0" w:before="0" w:line="240" w:lineRule="auto"/>
-              <w:ind w:left="0" w:right="0" w:firstLine="0"/>
-              <w:jc w:val="left"/>
-              <w:rPr>
-                <w:sz w:val="18"/>
-                <w:szCs w:val="18"/>
-              </w:rPr>
-            </w:pPr>
-            <w:r>
-              <w:rPr>
-                <w:rtl w:val="0"/>
-              </w:rPr>
-            </w:r>
-          </w:p>
-        </w:tc>
-        <w:tc>
-          <w:tcPr>
-            <w:shd w:fill="auto" w:val="clear"/>
-            <w:tcMar>
-              <w:top w:w="100.0" w:type="dxa"/>
-              <w:left w:w="100.0" w:type="dxa"/>
-              <w:bottom w:w="100.0" w:type="dxa"/>
-              <w:right w:w="100.0" w:type="dxa"/>
-            </w:tcMar>
-            <w:vAlign w:val="top"/>
-          </w:tcPr>
-          <w:p>
-            <w:pPr>
-              <w:keepNext w:val="0"/>
-              <w:keepLines w:val="0"/>
-              <w:pageBreakBefore w:val="0"/>
-              <w:widowControl w:val="0"/>
-              <w:pBdr>
-                <w:top w:space="0" w:sz="0" w:val="nil"/>
-                <w:left w:space="0" w:sz="0" w:val="nil"/>
-                <w:bottom w:space="0" w:sz="0" w:val="nil"/>
-                <w:right w:space="0" w:sz="0" w:val="nil"/>
-                <w:between w:space="0" w:sz="0" w:val="nil"/>
-              </w:pBdr>
-              <w:shd w:fill="auto" w:val="clear"/>
-              <w:spacing w:after="0" w:before="0" w:line="240" w:lineRule="auto"/>
-              <w:ind w:left="0" w:right="0" w:firstLine="0"/>
-              <w:jc w:val="left"/>
-              <w:rPr>
-                <w:sz w:val="18"/>
-                <w:szCs w:val="18"/>
-              </w:rPr>
-            </w:pPr>
-            <w:r>
-              <w:rPr>
-                <w:sz w:val="18"/>
-                <w:szCs w:val="18"/>
-                <w:rtl w:val="0"/>
-              </w:rPr>
-              <w:t xml:space="preserve">BAT_A_103</w:t>
+              <w:t xml:space="preserve">Subventions energy efficiency</w:t>
+            </w:r>
+          </w:p>
+        </w:tc>
+        <w:tc>
+          <w:tcPr>
+            <w:shd w:fill="auto" w:val="clear"/>
+            <w:tcMar>
+              <w:top w:w="100.0" w:type="dxa"/>
+              <w:left w:w="100.0" w:type="dxa"/>
+              <w:bottom w:w="100.0" w:type="dxa"/>
+              <w:right w:w="100.0" w:type="dxa"/>
+            </w:tcMar>
+            <w:vAlign w:val="top"/>
+          </w:tcPr>
+          <w:p>
+            <w:pPr>
+              <w:keepNext w:val="0"/>
+              <w:keepLines w:val="0"/>
+              <w:pageBreakBefore w:val="0"/>
+              <w:widowControl w:val="0"/>
+              <w:pBdr>
+                <w:top w:space="0" w:sz="0" w:val="nil"/>
+                <w:left w:space="0" w:sz="0" w:val="nil"/>
+                <w:bottom w:space="0" w:sz="0" w:val="nil"/>
+                <w:right w:space="0" w:sz="0" w:val="nil"/>
+                <w:between w:space="0" w:sz="0" w:val="nil"/>
+              </w:pBdr>
+              <w:shd w:fill="auto" w:val="clear"/>
+              <w:spacing w:after="0" w:before="0" w:line="240" w:lineRule="auto"/>
+              <w:ind w:left="0" w:right="0" w:firstLine="0"/>
+              <w:jc w:val="left"/>
+              <w:rPr>
+                <w:sz w:val="18"/>
+                <w:szCs w:val="18"/>
+              </w:rPr>
+            </w:pPr>
+            <w:r>
+              <w:rPr>
+                <w:rtl w:val="0"/>
+              </w:rPr>
+            </w:r>
+          </w:p>
+        </w:tc>
+        <w:tc>
+          <w:tcPr>
+            <w:shd w:fill="auto" w:val="clear"/>
+            <w:tcMar>
+              <w:top w:w="100.0" w:type="dxa"/>
+              <w:left w:w="100.0" w:type="dxa"/>
+              <w:bottom w:w="100.0" w:type="dxa"/>
+              <w:right w:w="100.0" w:type="dxa"/>
+            </w:tcMar>
+            <w:vAlign w:val="top"/>
+          </w:tcPr>
+          <w:p>
+            <w:pPr>
+              <w:keepNext w:val="0"/>
+              <w:keepLines w:val="0"/>
+              <w:pageBreakBefore w:val="0"/>
+              <w:widowControl w:val="0"/>
+              <w:pBdr>
+                <w:top w:space="0" w:sz="0" w:val="nil"/>
+                <w:left w:space="0" w:sz="0" w:val="nil"/>
+                <w:bottom w:space="0" w:sz="0" w:val="nil"/>
+                <w:right w:space="0" w:sz="0" w:val="nil"/>
+                <w:between w:space="0" w:sz="0" w:val="nil"/>
+              </w:pBdr>
+              <w:shd w:fill="auto" w:val="clear"/>
+              <w:spacing w:after="0" w:before="0" w:line="240" w:lineRule="auto"/>
+              <w:ind w:left="0" w:right="0" w:firstLine="0"/>
+              <w:jc w:val="left"/>
+              <w:rPr>
+                <w:sz w:val="18"/>
+                <w:szCs w:val="18"/>
+              </w:rPr>
+            </w:pPr>
+            <w:r>
+              <w:rPr>
+                <w:sz w:val="18"/>
+                <w:szCs w:val="18"/>
+                <w:rtl w:val="0"/>
+              </w:rPr>
+              <w:t xml:space="preserve">ENRG_B_106</w:t>
             </w:r>
           </w:p>
         </w:tc>
@@ -864,127 +684,90 @@
               <w:rPr>
                 <w:rtl w:val="0"/>
               </w:rPr>
-              <w:t xml:space="preserve">Subventions building energy optimisation</w:t>
-            </w:r>
-          </w:p>
-        </w:tc>
-        <w:tc>
-          <w:tcPr>
-            <w:shd w:fill="auto" w:val="clear"/>
-            <w:tcMar>
-              <w:top w:w="100.0" w:type="dxa"/>
-              <w:left w:w="100.0" w:type="dxa"/>
-              <w:bottom w:w="100.0" w:type="dxa"/>
-              <w:right w:w="100.0" w:type="dxa"/>
-            </w:tcMar>
-            <w:vAlign w:val="top"/>
-          </w:tcPr>
-          <w:p>
-            <w:pPr>
-              <w:keepNext w:val="0"/>
-              <w:keepLines w:val="0"/>
-              <w:pageBreakBefore w:val="0"/>
-              <w:widowControl w:val="0"/>
-              <w:pBdr>
-                <w:top w:space="0" w:sz="0" w:val="nil"/>
-                <w:left w:space="0" w:sz="0" w:val="nil"/>
-                <w:bottom w:space="0" w:sz="0" w:val="nil"/>
-                <w:right w:space="0" w:sz="0" w:val="nil"/>
-                <w:between w:space="0" w:sz="0" w:val="nil"/>
-              </w:pBdr>
-              <w:shd w:fill="auto" w:val="clear"/>
-              <w:spacing w:after="0" w:before="0" w:line="240" w:lineRule="auto"/>
-              <w:ind w:left="0" w:right="0" w:firstLine="0"/>
-              <w:jc w:val="left"/>
-              <w:rPr/>
-            </w:pPr>
-            <w:r>
-              <w:rPr>
-                <w:rtl w:val="0"/>
-              </w:rPr>
-            </w:r>
-          </w:p>
-        </w:tc>
-        <w:tc>
-          <w:tcPr>
-            <w:shd w:fill="auto" w:val="clear"/>
-            <w:tcMar>
-              <w:top w:w="100.0" w:type="dxa"/>
-              <w:left w:w="100.0" w:type="dxa"/>
-              <w:bottom w:w="100.0" w:type="dxa"/>
-              <w:right w:w="100.0" w:type="dxa"/>
-            </w:tcMar>
-            <w:vAlign w:val="top"/>
-          </w:tcPr>
-          <w:p>
-            <w:pPr>
-              <w:keepNext w:val="0"/>
-              <w:keepLines w:val="0"/>
-              <w:pageBreakBefore w:val="0"/>
-              <w:widowControl w:val="0"/>
-              <w:pBdr>
-                <w:top w:space="0" w:sz="0" w:val="nil"/>
-                <w:left w:space="0" w:sz="0" w:val="nil"/>
-                <w:bottom w:space="0" w:sz="0" w:val="nil"/>
-                <w:right w:space="0" w:sz="0" w:val="nil"/>
-                <w:between w:space="0" w:sz="0" w:val="nil"/>
-              </w:pBdr>
-              <w:shd w:fill="auto" w:val="clear"/>
-              <w:spacing w:after="0" w:before="0" w:line="240" w:lineRule="auto"/>
-              <w:ind w:left="0" w:right="0" w:firstLine="0"/>
-              <w:jc w:val="left"/>
-              <w:rPr>
-                <w:sz w:val="18"/>
-                <w:szCs w:val="18"/>
-              </w:rPr>
-            </w:pPr>
-            <w:r>
-              <w:rPr>
-                <w:rtl w:val="0"/>
-              </w:rPr>
-            </w:r>
-          </w:p>
-        </w:tc>
-        <w:tc>
-          <w:tcPr>
-            <w:shd w:fill="auto" w:val="clear"/>
-            <w:tcMar>
-              <w:top w:w="100.0" w:type="dxa"/>
-              <w:left w:w="100.0" w:type="dxa"/>
-              <w:bottom w:w="100.0" w:type="dxa"/>
-              <w:right w:w="100.0" w:type="dxa"/>
-            </w:tcMar>
-            <w:vAlign w:val="top"/>
-          </w:tcPr>
-          <w:p>
-            <w:pPr>
-              <w:keepNext w:val="0"/>
-              <w:keepLines w:val="0"/>
-              <w:pageBreakBefore w:val="0"/>
-              <w:widowControl w:val="0"/>
-              <w:pBdr>
-                <w:top w:space="0" w:sz="0" w:val="nil"/>
-                <w:left w:space="0" w:sz="0" w:val="nil"/>
-                <w:bottom w:space="0" w:sz="0" w:val="nil"/>
-                <w:right w:space="0" w:sz="0" w:val="nil"/>
-                <w:between w:space="0" w:sz="0" w:val="nil"/>
-              </w:pBdr>
-              <w:shd w:fill="auto" w:val="clear"/>
-              <w:spacing w:after="0" w:before="0" w:line="240" w:lineRule="auto"/>
-              <w:ind w:left="0" w:right="0" w:firstLine="0"/>
-              <w:jc w:val="left"/>
-              <w:rPr>
-                <w:sz w:val="18"/>
-                <w:szCs w:val="18"/>
-              </w:rPr>
-            </w:pPr>
-            <w:r>
-              <w:rPr>
-                <w:sz w:val="18"/>
-                <w:szCs w:val="18"/>
-                <w:rtl w:val="0"/>
-              </w:rPr>
-              <w:t xml:space="preserve">BAT_A_104</w:t>
+              <w:t xml:space="preserve">Advice for building energy optimisation</w:t>
+            </w:r>
+          </w:p>
+        </w:tc>
+        <w:tc>
+          <w:tcPr>
+            <w:shd w:fill="auto" w:val="clear"/>
+            <w:tcMar>
+              <w:top w:w="100.0" w:type="dxa"/>
+              <w:left w:w="100.0" w:type="dxa"/>
+              <w:bottom w:w="100.0" w:type="dxa"/>
+              <w:right w:w="100.0" w:type="dxa"/>
+            </w:tcMar>
+            <w:vAlign w:val="top"/>
+          </w:tcPr>
+          <w:p>
+            <w:pPr>
+              <w:keepNext w:val="0"/>
+              <w:keepLines w:val="0"/>
+              <w:pageBreakBefore w:val="0"/>
+              <w:widowControl w:val="0"/>
+              <w:pBdr>
+                <w:top w:space="0" w:sz="0" w:val="nil"/>
+                <w:left w:space="0" w:sz="0" w:val="nil"/>
+                <w:bottom w:space="0" w:sz="0" w:val="nil"/>
+                <w:right w:space="0" w:sz="0" w:val="nil"/>
+                <w:between w:space="0" w:sz="0" w:val="nil"/>
+              </w:pBdr>
+              <w:shd w:fill="auto" w:val="clear"/>
+              <w:spacing w:after="0" w:before="0" w:line="240" w:lineRule="auto"/>
+              <w:ind w:left="0" w:right="0" w:firstLine="0"/>
+              <w:jc w:val="left"/>
+              <w:rPr>
+                <w:sz w:val="18"/>
+                <w:szCs w:val="18"/>
+              </w:rPr>
+            </w:pPr>
+            <w:r>
+              <w:rPr>
+                <w:rtl w:val="0"/>
+              </w:rPr>
+            </w:r>
+          </w:p>
+        </w:tc>
+        <w:tc>
+          <w:tcPr>
+            <w:shd w:fill="auto" w:val="clear"/>
+            <w:tcMar>
+              <w:top w:w="100.0" w:type="dxa"/>
+              <w:left w:w="100.0" w:type="dxa"/>
+              <w:bottom w:w="100.0" w:type="dxa"/>
+              <w:right w:w="100.0" w:type="dxa"/>
+            </w:tcMar>
+            <w:vAlign w:val="top"/>
+          </w:tcPr>
+          <w:p>
+            <w:pPr>
+              <w:keepNext w:val="0"/>
+              <w:keepLines w:val="0"/>
+              <w:pageBreakBefore w:val="0"/>
+              <w:widowControl w:val="0"/>
+              <w:pBdr>
+                <w:top w:space="0" w:sz="0" w:val="nil"/>
+                <w:left w:space="0" w:sz="0" w:val="nil"/>
+                <w:bottom w:space="0" w:sz="0" w:val="nil"/>
+                <w:right w:space="0" w:sz="0" w:val="nil"/>
+                <w:between w:space="0" w:sz="0" w:val="nil"/>
+              </w:pBdr>
+              <w:shd w:fill="auto" w:val="clear"/>
+              <w:spacing w:after="0" w:before="0" w:line="240" w:lineRule="auto"/>
+              <w:ind w:left="0" w:right="0" w:firstLine="0"/>
+              <w:jc w:val="left"/>
+              <w:rPr>
+                <w:sz w:val="18"/>
+                <w:szCs w:val="18"/>
+              </w:rPr>
+            </w:pPr>
+            <w:r>
+              <w:rPr>
+                <w:sz w:val="18"/>
+                <w:szCs w:val="18"/>
+                <w:rtl w:val="0"/>
+              </w:rPr>
+              <w:t xml:space="preserve">BAT_A_103</w:t>
             </w:r>
           </w:p>
         </w:tc>
@@ -1028,127 +811,90 @@
               <w:rPr>
                 <w:rtl w:val="0"/>
               </w:rPr>
-              <w:t xml:space="preserve">Subventions bikes</w:t>
-            </w:r>
-          </w:p>
-        </w:tc>
-        <w:tc>
-          <w:tcPr>
-            <w:shd w:fill="auto" w:val="clear"/>
-            <w:tcMar>
-              <w:top w:w="100.0" w:type="dxa"/>
-              <w:left w:w="100.0" w:type="dxa"/>
-              <w:bottom w:w="100.0" w:type="dxa"/>
-              <w:right w:w="100.0" w:type="dxa"/>
-            </w:tcMar>
-            <w:vAlign w:val="top"/>
-          </w:tcPr>
-          <w:p>
-            <w:pPr>
-              <w:keepNext w:val="0"/>
-              <w:keepLines w:val="0"/>
-              <w:pageBreakBefore w:val="0"/>
-              <w:widowControl w:val="0"/>
-              <w:pBdr>
-                <w:top w:space="0" w:sz="0" w:val="nil"/>
-                <w:left w:space="0" w:sz="0" w:val="nil"/>
-                <w:bottom w:space="0" w:sz="0" w:val="nil"/>
-                <w:right w:space="0" w:sz="0" w:val="nil"/>
-                <w:between w:space="0" w:sz="0" w:val="nil"/>
-              </w:pBdr>
-              <w:shd w:fill="auto" w:val="clear"/>
-              <w:spacing w:after="0" w:before="0" w:line="240" w:lineRule="auto"/>
-              <w:ind w:left="0" w:right="0" w:firstLine="0"/>
-              <w:jc w:val="left"/>
-              <w:rPr/>
-            </w:pPr>
-            <w:r>
-              <w:rPr>
-                <w:rtl w:val="0"/>
-              </w:rPr>
-            </w:r>
-          </w:p>
-        </w:tc>
-        <w:tc>
-          <w:tcPr>
-            <w:shd w:fill="auto" w:val="clear"/>
-            <w:tcMar>
-              <w:top w:w="100.0" w:type="dxa"/>
-              <w:left w:w="100.0" w:type="dxa"/>
-              <w:bottom w:w="100.0" w:type="dxa"/>
-              <w:right w:w="100.0" w:type="dxa"/>
-            </w:tcMar>
-            <w:vAlign w:val="top"/>
-          </w:tcPr>
-          <w:p>
-            <w:pPr>
-              <w:keepNext w:val="0"/>
-              <w:keepLines w:val="0"/>
-              <w:pageBreakBefore w:val="0"/>
-              <w:widowControl w:val="0"/>
-              <w:pBdr>
-                <w:top w:space="0" w:sz="0" w:val="nil"/>
-                <w:left w:space="0" w:sz="0" w:val="nil"/>
-                <w:bottom w:space="0" w:sz="0" w:val="nil"/>
-                <w:right w:space="0" w:sz="0" w:val="nil"/>
-                <w:between w:space="0" w:sz="0" w:val="nil"/>
-              </w:pBdr>
-              <w:shd w:fill="auto" w:val="clear"/>
-              <w:spacing w:after="0" w:before="0" w:line="240" w:lineRule="auto"/>
-              <w:ind w:left="0" w:right="0" w:firstLine="0"/>
-              <w:jc w:val="left"/>
-              <w:rPr>
-                <w:sz w:val="18"/>
-                <w:szCs w:val="18"/>
-              </w:rPr>
-            </w:pPr>
-            <w:r>
-              <w:rPr>
-                <w:rtl w:val="0"/>
-              </w:rPr>
-            </w:r>
-          </w:p>
-        </w:tc>
-        <w:tc>
-          <w:tcPr>
-            <w:shd w:fill="auto" w:val="clear"/>
-            <w:tcMar>
-              <w:top w:w="100.0" w:type="dxa"/>
-              <w:left w:w="100.0" w:type="dxa"/>
-              <w:bottom w:w="100.0" w:type="dxa"/>
-              <w:right w:w="100.0" w:type="dxa"/>
-            </w:tcMar>
-            <w:vAlign w:val="top"/>
-          </w:tcPr>
-          <w:p>
-            <w:pPr>
-              <w:keepNext w:val="0"/>
-              <w:keepLines w:val="0"/>
-              <w:pageBreakBefore w:val="0"/>
-              <w:widowControl w:val="0"/>
-              <w:pBdr>
-                <w:top w:space="0" w:sz="0" w:val="nil"/>
-                <w:left w:space="0" w:sz="0" w:val="nil"/>
-                <w:bottom w:space="0" w:sz="0" w:val="nil"/>
-                <w:right w:space="0" w:sz="0" w:val="nil"/>
-                <w:between w:space="0" w:sz="0" w:val="nil"/>
-              </w:pBdr>
-              <w:shd w:fill="auto" w:val="clear"/>
-              <w:spacing w:after="0" w:before="0" w:line="240" w:lineRule="auto"/>
-              <w:ind w:left="0" w:right="0" w:firstLine="0"/>
-              <w:jc w:val="left"/>
-              <w:rPr>
-                <w:sz w:val="18"/>
-                <w:szCs w:val="18"/>
-              </w:rPr>
-            </w:pPr>
-            <w:r>
-              <w:rPr>
-                <w:sz w:val="18"/>
-                <w:szCs w:val="18"/>
-                <w:rtl w:val="0"/>
-              </w:rPr>
-              <w:t xml:space="preserve">MOB_B_103</w:t>
+              <w:t xml:space="preserve">Subventions building energy optimisation</w:t>
+            </w:r>
+          </w:p>
+        </w:tc>
+        <w:tc>
+          <w:tcPr>
+            <w:shd w:fill="auto" w:val="clear"/>
+            <w:tcMar>
+              <w:top w:w="100.0" w:type="dxa"/>
+              <w:left w:w="100.0" w:type="dxa"/>
+              <w:bottom w:w="100.0" w:type="dxa"/>
+              <w:right w:w="100.0" w:type="dxa"/>
+            </w:tcMar>
+            <w:vAlign w:val="top"/>
+          </w:tcPr>
+          <w:p>
+            <w:pPr>
+              <w:keepNext w:val="0"/>
+              <w:keepLines w:val="0"/>
+              <w:pageBreakBefore w:val="0"/>
+              <w:widowControl w:val="0"/>
+              <w:pBdr>
+                <w:top w:space="0" w:sz="0" w:val="nil"/>
+                <w:left w:space="0" w:sz="0" w:val="nil"/>
+                <w:bottom w:space="0" w:sz="0" w:val="nil"/>
+                <w:right w:space="0" w:sz="0" w:val="nil"/>
+                <w:between w:space="0" w:sz="0" w:val="nil"/>
+              </w:pBdr>
+              <w:shd w:fill="auto" w:val="clear"/>
+              <w:spacing w:after="0" w:before="0" w:line="240" w:lineRule="auto"/>
+              <w:ind w:left="0" w:right="0" w:firstLine="0"/>
+              <w:jc w:val="left"/>
+              <w:rPr>
+                <w:sz w:val="18"/>
+                <w:szCs w:val="18"/>
+              </w:rPr>
+            </w:pPr>
+            <w:r>
+              <w:rPr>
+                <w:rtl w:val="0"/>
+              </w:rPr>
+            </w:r>
+          </w:p>
+        </w:tc>
+        <w:tc>
+          <w:tcPr>
+            <w:shd w:fill="auto" w:val="clear"/>
+            <w:tcMar>
+              <w:top w:w="100.0" w:type="dxa"/>
+              <w:left w:w="100.0" w:type="dxa"/>
+              <w:bottom w:w="100.0" w:type="dxa"/>
+              <w:right w:w="100.0" w:type="dxa"/>
+            </w:tcMar>
+            <w:vAlign w:val="top"/>
+          </w:tcPr>
+          <w:p>
+            <w:pPr>
+              <w:keepNext w:val="0"/>
+              <w:keepLines w:val="0"/>
+              <w:pageBreakBefore w:val="0"/>
+              <w:widowControl w:val="0"/>
+              <w:pBdr>
+                <w:top w:space="0" w:sz="0" w:val="nil"/>
+                <w:left w:space="0" w:sz="0" w:val="nil"/>
+                <w:bottom w:space="0" w:sz="0" w:val="nil"/>
+                <w:right w:space="0" w:sz="0" w:val="nil"/>
+                <w:between w:space="0" w:sz="0" w:val="nil"/>
+              </w:pBdr>
+              <w:shd w:fill="auto" w:val="clear"/>
+              <w:spacing w:after="0" w:before="0" w:line="240" w:lineRule="auto"/>
+              <w:ind w:left="0" w:right="0" w:firstLine="0"/>
+              <w:jc w:val="left"/>
+              <w:rPr>
+                <w:sz w:val="18"/>
+                <w:szCs w:val="18"/>
+              </w:rPr>
+            </w:pPr>
+            <w:r>
+              <w:rPr>
+                <w:sz w:val="18"/>
+                <w:szCs w:val="18"/>
+                <w:rtl w:val="0"/>
+              </w:rPr>
+              <w:t xml:space="preserve">BAT_A_104</w:t>
             </w:r>
           </w:p>
         </w:tc>
@@ -1192,127 +938,90 @@
               <w:rPr>
                 <w:rtl w:val="0"/>
               </w:rPr>
-              <w:t xml:space="preserve">Subventions public transport</w:t>
-            </w:r>
-          </w:p>
-        </w:tc>
-        <w:tc>
-          <w:tcPr>
-            <w:shd w:fill="auto" w:val="clear"/>
-            <w:tcMar>
-              <w:top w:w="100.0" w:type="dxa"/>
-              <w:left w:w="100.0" w:type="dxa"/>
-              <w:bottom w:w="100.0" w:type="dxa"/>
-              <w:right w:w="100.0" w:type="dxa"/>
-            </w:tcMar>
-            <w:vAlign w:val="top"/>
-          </w:tcPr>
-          <w:p>
-            <w:pPr>
-              <w:keepNext w:val="0"/>
-              <w:keepLines w:val="0"/>
-              <w:pageBreakBefore w:val="0"/>
-              <w:widowControl w:val="0"/>
-              <w:pBdr>
-                <w:top w:space="0" w:sz="0" w:val="nil"/>
-                <w:left w:space="0" w:sz="0" w:val="nil"/>
-                <w:bottom w:space="0" w:sz="0" w:val="nil"/>
-                <w:right w:space="0" w:sz="0" w:val="nil"/>
-                <w:between w:space="0" w:sz="0" w:val="nil"/>
-              </w:pBdr>
-              <w:shd w:fill="auto" w:val="clear"/>
-              <w:spacing w:after="0" w:before="0" w:line="240" w:lineRule="auto"/>
-              <w:ind w:left="0" w:right="0" w:firstLine="0"/>
-              <w:jc w:val="left"/>
-              <w:rPr/>
-            </w:pPr>
-            <w:r>
-              <w:rPr>
-                <w:rtl w:val="0"/>
-              </w:rPr>
-            </w:r>
-          </w:p>
-        </w:tc>
-        <w:tc>
-          <w:tcPr>
-            <w:shd w:fill="auto" w:val="clear"/>
-            <w:tcMar>
-              <w:top w:w="100.0" w:type="dxa"/>
-              <w:left w:w="100.0" w:type="dxa"/>
-              <w:bottom w:w="100.0" w:type="dxa"/>
-              <w:right w:w="100.0" w:type="dxa"/>
-            </w:tcMar>
-            <w:vAlign w:val="top"/>
-          </w:tcPr>
-          <w:p>
-            <w:pPr>
-              <w:keepNext w:val="0"/>
-              <w:keepLines w:val="0"/>
-              <w:pageBreakBefore w:val="0"/>
-              <w:widowControl w:val="0"/>
-              <w:pBdr>
-                <w:top w:space="0" w:sz="0" w:val="nil"/>
-                <w:left w:space="0" w:sz="0" w:val="nil"/>
-                <w:bottom w:space="0" w:sz="0" w:val="nil"/>
-                <w:right w:space="0" w:sz="0" w:val="nil"/>
-                <w:between w:space="0" w:sz="0" w:val="nil"/>
-              </w:pBdr>
-              <w:shd w:fill="auto" w:val="clear"/>
-              <w:spacing w:after="0" w:before="0" w:line="240" w:lineRule="auto"/>
-              <w:ind w:left="0" w:right="0" w:firstLine="0"/>
-              <w:jc w:val="left"/>
-              <w:rPr>
-                <w:sz w:val="18"/>
-                <w:szCs w:val="18"/>
-              </w:rPr>
-            </w:pPr>
-            <w:r>
-              <w:rPr>
-                <w:rtl w:val="0"/>
-              </w:rPr>
-            </w:r>
-          </w:p>
-        </w:tc>
-        <w:tc>
-          <w:tcPr>
-            <w:shd w:fill="auto" w:val="clear"/>
-            <w:tcMar>
-              <w:top w:w="100.0" w:type="dxa"/>
-              <w:left w:w="100.0" w:type="dxa"/>
-              <w:bottom w:w="100.0" w:type="dxa"/>
-              <w:right w:w="100.0" w:type="dxa"/>
-            </w:tcMar>
-            <w:vAlign w:val="top"/>
-          </w:tcPr>
-          <w:p>
-            <w:pPr>
-              <w:keepNext w:val="0"/>
-              <w:keepLines w:val="0"/>
-              <w:pageBreakBefore w:val="0"/>
-              <w:widowControl w:val="0"/>
-              <w:pBdr>
-                <w:top w:space="0" w:sz="0" w:val="nil"/>
-                <w:left w:space="0" w:sz="0" w:val="nil"/>
-                <w:bottom w:space="0" w:sz="0" w:val="nil"/>
-                <w:right w:space="0" w:sz="0" w:val="nil"/>
-                <w:between w:space="0" w:sz="0" w:val="nil"/>
-              </w:pBdr>
-              <w:shd w:fill="auto" w:val="clear"/>
-              <w:spacing w:after="0" w:before="0" w:line="240" w:lineRule="auto"/>
-              <w:ind w:left="0" w:right="0" w:firstLine="0"/>
-              <w:jc w:val="left"/>
-              <w:rPr>
-                <w:sz w:val="18"/>
-                <w:szCs w:val="18"/>
-              </w:rPr>
-            </w:pPr>
-            <w:r>
-              <w:rPr>
-                <w:sz w:val="18"/>
-                <w:szCs w:val="18"/>
-                <w:rtl w:val="0"/>
-              </w:rPr>
-              <w:t xml:space="preserve">MOB_C_103</w:t>
+              <w:t xml:space="preserve">Subventions bikes</w:t>
+            </w:r>
+          </w:p>
+        </w:tc>
+        <w:tc>
+          <w:tcPr>
+            <w:shd w:fill="auto" w:val="clear"/>
+            <w:tcMar>
+              <w:top w:w="100.0" w:type="dxa"/>
+              <w:left w:w="100.0" w:type="dxa"/>
+              <w:bottom w:w="100.0" w:type="dxa"/>
+              <w:right w:w="100.0" w:type="dxa"/>
+            </w:tcMar>
+            <w:vAlign w:val="top"/>
+          </w:tcPr>
+          <w:p>
+            <w:pPr>
+              <w:keepNext w:val="0"/>
+              <w:keepLines w:val="0"/>
+              <w:pageBreakBefore w:val="0"/>
+              <w:widowControl w:val="0"/>
+              <w:pBdr>
+                <w:top w:space="0" w:sz="0" w:val="nil"/>
+                <w:left w:space="0" w:sz="0" w:val="nil"/>
+                <w:bottom w:space="0" w:sz="0" w:val="nil"/>
+                <w:right w:space="0" w:sz="0" w:val="nil"/>
+                <w:between w:space="0" w:sz="0" w:val="nil"/>
+              </w:pBdr>
+              <w:shd w:fill="auto" w:val="clear"/>
+              <w:spacing w:after="0" w:before="0" w:line="240" w:lineRule="auto"/>
+              <w:ind w:left="0" w:right="0" w:firstLine="0"/>
+              <w:jc w:val="left"/>
+              <w:rPr>
+                <w:sz w:val="18"/>
+                <w:szCs w:val="18"/>
+              </w:rPr>
+            </w:pPr>
+            <w:r>
+              <w:rPr>
+                <w:rtl w:val="0"/>
+              </w:rPr>
+            </w:r>
+          </w:p>
+        </w:tc>
+        <w:tc>
+          <w:tcPr>
+            <w:shd w:fill="auto" w:val="clear"/>
+            <w:tcMar>
+              <w:top w:w="100.0" w:type="dxa"/>
+              <w:left w:w="100.0" w:type="dxa"/>
+              <w:bottom w:w="100.0" w:type="dxa"/>
+              <w:right w:w="100.0" w:type="dxa"/>
+            </w:tcMar>
+            <w:vAlign w:val="top"/>
+          </w:tcPr>
+          <w:p>
+            <w:pPr>
+              <w:keepNext w:val="0"/>
+              <w:keepLines w:val="0"/>
+              <w:pageBreakBefore w:val="0"/>
+              <w:widowControl w:val="0"/>
+              <w:pBdr>
+                <w:top w:space="0" w:sz="0" w:val="nil"/>
+                <w:left w:space="0" w:sz="0" w:val="nil"/>
+                <w:bottom w:space="0" w:sz="0" w:val="nil"/>
+                <w:right w:space="0" w:sz="0" w:val="nil"/>
+                <w:between w:space="0" w:sz="0" w:val="nil"/>
+              </w:pBdr>
+              <w:shd w:fill="auto" w:val="clear"/>
+              <w:spacing w:after="0" w:before="0" w:line="240" w:lineRule="auto"/>
+              <w:ind w:left="0" w:right="0" w:firstLine="0"/>
+              <w:jc w:val="left"/>
+              <w:rPr>
+                <w:sz w:val="18"/>
+                <w:szCs w:val="18"/>
+              </w:rPr>
+            </w:pPr>
+            <w:r>
+              <w:rPr>
+                <w:sz w:val="18"/>
+                <w:szCs w:val="18"/>
+                <w:rtl w:val="0"/>
+              </w:rPr>
+              <w:t xml:space="preserve">MOB_B_103</w:t>
             </w:r>
           </w:p>
         </w:tc>
@@ -1356,127 +1065,90 @@
               <w:rPr>
                 <w:rtl w:val="0"/>
               </w:rPr>
-              <w:t xml:space="preserve">Subventions electric recharging stations</w:t>
-            </w:r>
-          </w:p>
-        </w:tc>
-        <w:tc>
-          <w:tcPr>
-            <w:shd w:fill="auto" w:val="clear"/>
-            <w:tcMar>
-              <w:top w:w="100.0" w:type="dxa"/>
-              <w:left w:w="100.0" w:type="dxa"/>
-              <w:bottom w:w="100.0" w:type="dxa"/>
-              <w:right w:w="100.0" w:type="dxa"/>
-            </w:tcMar>
-            <w:vAlign w:val="top"/>
-          </w:tcPr>
-          <w:p>
-            <w:pPr>
-              <w:keepNext w:val="0"/>
-              <w:keepLines w:val="0"/>
-              <w:pageBreakBefore w:val="0"/>
-              <w:widowControl w:val="0"/>
-              <w:pBdr>
-                <w:top w:space="0" w:sz="0" w:val="nil"/>
-                <w:left w:space="0" w:sz="0" w:val="nil"/>
-                <w:bottom w:space="0" w:sz="0" w:val="nil"/>
-                <w:right w:space="0" w:sz="0" w:val="nil"/>
-                <w:between w:space="0" w:sz="0" w:val="nil"/>
-              </w:pBdr>
-              <w:shd w:fill="auto" w:val="clear"/>
-              <w:spacing w:after="0" w:before="0" w:line="240" w:lineRule="auto"/>
-              <w:ind w:left="0" w:right="0" w:firstLine="0"/>
-              <w:jc w:val="left"/>
-              <w:rPr/>
-            </w:pPr>
-            <w:r>
-              <w:rPr>
-                <w:rtl w:val="0"/>
-              </w:rPr>
-            </w:r>
-          </w:p>
-        </w:tc>
-        <w:tc>
-          <w:tcPr>
-            <w:shd w:fill="auto" w:val="clear"/>
-            <w:tcMar>
-              <w:top w:w="100.0" w:type="dxa"/>
-              <w:left w:w="100.0" w:type="dxa"/>
-              <w:bottom w:w="100.0" w:type="dxa"/>
-              <w:right w:w="100.0" w:type="dxa"/>
-            </w:tcMar>
-            <w:vAlign w:val="top"/>
-          </w:tcPr>
-          <w:p>
-            <w:pPr>
-              <w:keepNext w:val="0"/>
-              <w:keepLines w:val="0"/>
-              <w:pageBreakBefore w:val="0"/>
-              <w:widowControl w:val="0"/>
-              <w:pBdr>
-                <w:top w:space="0" w:sz="0" w:val="nil"/>
-                <w:left w:space="0" w:sz="0" w:val="nil"/>
-                <w:bottom w:space="0" w:sz="0" w:val="nil"/>
-                <w:right w:space="0" w:sz="0" w:val="nil"/>
-                <w:between w:space="0" w:sz="0" w:val="nil"/>
-              </w:pBdr>
-              <w:shd w:fill="auto" w:val="clear"/>
-              <w:spacing w:after="0" w:before="0" w:line="240" w:lineRule="auto"/>
-              <w:ind w:left="0" w:right="0" w:firstLine="0"/>
-              <w:jc w:val="left"/>
-              <w:rPr>
-                <w:sz w:val="18"/>
-                <w:szCs w:val="18"/>
-              </w:rPr>
-            </w:pPr>
-            <w:r>
-              <w:rPr>
-                <w:rtl w:val="0"/>
-              </w:rPr>
-            </w:r>
-          </w:p>
-        </w:tc>
-        <w:tc>
-          <w:tcPr>
-            <w:shd w:fill="auto" w:val="clear"/>
-            <w:tcMar>
-              <w:top w:w="100.0" w:type="dxa"/>
-              <w:left w:w="100.0" w:type="dxa"/>
-              <w:bottom w:w="100.0" w:type="dxa"/>
-              <w:right w:w="100.0" w:type="dxa"/>
-            </w:tcMar>
-            <w:vAlign w:val="top"/>
-          </w:tcPr>
-          <w:p>
-            <w:pPr>
-              <w:keepNext w:val="0"/>
-              <w:keepLines w:val="0"/>
-              <w:pageBreakBefore w:val="0"/>
-              <w:widowControl w:val="0"/>
-              <w:pBdr>
-                <w:top w:space="0" w:sz="0" w:val="nil"/>
-                <w:left w:space="0" w:sz="0" w:val="nil"/>
-                <w:bottom w:space="0" w:sz="0" w:val="nil"/>
-                <w:right w:space="0" w:sz="0" w:val="nil"/>
-                <w:between w:space="0" w:sz="0" w:val="nil"/>
-              </w:pBdr>
-              <w:shd w:fill="auto" w:val="clear"/>
-              <w:spacing w:after="0" w:before="0" w:line="240" w:lineRule="auto"/>
-              <w:ind w:left="0" w:right="0" w:firstLine="0"/>
-              <w:jc w:val="left"/>
-              <w:rPr>
-                <w:sz w:val="18"/>
-                <w:szCs w:val="18"/>
-              </w:rPr>
-            </w:pPr>
-            <w:r>
-              <w:rPr>
-                <w:sz w:val="18"/>
-                <w:szCs w:val="18"/>
-                <w:rtl w:val="0"/>
-              </w:rPr>
-              <w:t xml:space="preserve">MOB_D_106</w:t>
+              <w:t xml:space="preserve">Subventions public transport</w:t>
+            </w:r>
+          </w:p>
+        </w:tc>
+        <w:tc>
+          <w:tcPr>
+            <w:shd w:fill="auto" w:val="clear"/>
+            <w:tcMar>
+              <w:top w:w="100.0" w:type="dxa"/>
+              <w:left w:w="100.0" w:type="dxa"/>
+              <w:bottom w:w="100.0" w:type="dxa"/>
+              <w:right w:w="100.0" w:type="dxa"/>
+            </w:tcMar>
+            <w:vAlign w:val="top"/>
+          </w:tcPr>
+          <w:p>
+            <w:pPr>
+              <w:keepNext w:val="0"/>
+              <w:keepLines w:val="0"/>
+              <w:pageBreakBefore w:val="0"/>
+              <w:widowControl w:val="0"/>
+              <w:pBdr>
+                <w:top w:space="0" w:sz="0" w:val="nil"/>
+                <w:left w:space="0" w:sz="0" w:val="nil"/>
+                <w:bottom w:space="0" w:sz="0" w:val="nil"/>
+                <w:right w:space="0" w:sz="0" w:val="nil"/>
+                <w:between w:space="0" w:sz="0" w:val="nil"/>
+              </w:pBdr>
+              <w:shd w:fill="auto" w:val="clear"/>
+              <w:spacing w:after="0" w:before="0" w:line="240" w:lineRule="auto"/>
+              <w:ind w:left="0" w:right="0" w:firstLine="0"/>
+              <w:jc w:val="left"/>
+              <w:rPr>
+                <w:sz w:val="18"/>
+                <w:szCs w:val="18"/>
+              </w:rPr>
+            </w:pPr>
+            <w:r>
+              <w:rPr>
+                <w:rtl w:val="0"/>
+              </w:rPr>
+            </w:r>
+          </w:p>
+        </w:tc>
+        <w:tc>
+          <w:tcPr>
+            <w:shd w:fill="auto" w:val="clear"/>
+            <w:tcMar>
+              <w:top w:w="100.0" w:type="dxa"/>
+              <w:left w:w="100.0" w:type="dxa"/>
+              <w:bottom w:w="100.0" w:type="dxa"/>
+              <w:right w:w="100.0" w:type="dxa"/>
+            </w:tcMar>
+            <w:vAlign w:val="top"/>
+          </w:tcPr>
+          <w:p>
+            <w:pPr>
+              <w:keepNext w:val="0"/>
+              <w:keepLines w:val="0"/>
+              <w:pageBreakBefore w:val="0"/>
+              <w:widowControl w:val="0"/>
+              <w:pBdr>
+                <w:top w:space="0" w:sz="0" w:val="nil"/>
+                <w:left w:space="0" w:sz="0" w:val="nil"/>
+                <w:bottom w:space="0" w:sz="0" w:val="nil"/>
+                <w:right w:space="0" w:sz="0" w:val="nil"/>
+                <w:between w:space="0" w:sz="0" w:val="nil"/>
+              </w:pBdr>
+              <w:shd w:fill="auto" w:val="clear"/>
+              <w:spacing w:after="0" w:before="0" w:line="240" w:lineRule="auto"/>
+              <w:ind w:left="0" w:right="0" w:firstLine="0"/>
+              <w:jc w:val="left"/>
+              <w:rPr>
+                <w:sz w:val="18"/>
+                <w:szCs w:val="18"/>
+              </w:rPr>
+            </w:pPr>
+            <w:r>
+              <w:rPr>
+                <w:sz w:val="18"/>
+                <w:szCs w:val="18"/>
+                <w:rtl w:val="0"/>
+              </w:rPr>
+              <w:t xml:space="preserve">MOB_C_103</w:t>
             </w:r>
           </w:p>
         </w:tc>
@@ -1520,127 +1192,90 @@
               <w:rPr>
                 <w:rtl w:val="0"/>
               </w:rPr>
-              <w:t xml:space="preserve">Mobility plans for businesses</w:t>
-            </w:r>
-          </w:p>
-        </w:tc>
-        <w:tc>
-          <w:tcPr>
-            <w:shd w:fill="auto" w:val="clear"/>
-            <w:tcMar>
-              <w:top w:w="100.0" w:type="dxa"/>
-              <w:left w:w="100.0" w:type="dxa"/>
-              <w:bottom w:w="100.0" w:type="dxa"/>
-              <w:right w:w="100.0" w:type="dxa"/>
-            </w:tcMar>
-            <w:vAlign w:val="top"/>
-          </w:tcPr>
-          <w:p>
-            <w:pPr>
-              <w:keepNext w:val="0"/>
-              <w:keepLines w:val="0"/>
-              <w:pageBreakBefore w:val="0"/>
-              <w:widowControl w:val="0"/>
-              <w:pBdr>
-                <w:top w:space="0" w:sz="0" w:val="nil"/>
-                <w:left w:space="0" w:sz="0" w:val="nil"/>
-                <w:bottom w:space="0" w:sz="0" w:val="nil"/>
-                <w:right w:space="0" w:sz="0" w:val="nil"/>
-                <w:between w:space="0" w:sz="0" w:val="nil"/>
-              </w:pBdr>
-              <w:shd w:fill="auto" w:val="clear"/>
-              <w:spacing w:after="0" w:before="0" w:line="240" w:lineRule="auto"/>
-              <w:ind w:left="0" w:right="0" w:firstLine="0"/>
-              <w:jc w:val="left"/>
-              <w:rPr/>
-            </w:pPr>
-            <w:r>
-              <w:rPr>
-                <w:rtl w:val="0"/>
-              </w:rPr>
-            </w:r>
-          </w:p>
-        </w:tc>
-        <w:tc>
-          <w:tcPr>
-            <w:shd w:fill="auto" w:val="clear"/>
-            <w:tcMar>
-              <w:top w:w="100.0" w:type="dxa"/>
-              <w:left w:w="100.0" w:type="dxa"/>
-              <w:bottom w:w="100.0" w:type="dxa"/>
-              <w:right w:w="100.0" w:type="dxa"/>
-            </w:tcMar>
-            <w:vAlign w:val="top"/>
-          </w:tcPr>
-          <w:p>
-            <w:pPr>
-              <w:keepNext w:val="0"/>
-              <w:keepLines w:val="0"/>
-              <w:pageBreakBefore w:val="0"/>
-              <w:widowControl w:val="0"/>
-              <w:pBdr>
-                <w:top w:space="0" w:sz="0" w:val="nil"/>
-                <w:left w:space="0" w:sz="0" w:val="nil"/>
-                <w:bottom w:space="0" w:sz="0" w:val="nil"/>
-                <w:right w:space="0" w:sz="0" w:val="nil"/>
-                <w:between w:space="0" w:sz="0" w:val="nil"/>
-              </w:pBdr>
-              <w:shd w:fill="auto" w:val="clear"/>
-              <w:spacing w:after="0" w:before="0" w:line="240" w:lineRule="auto"/>
-              <w:ind w:left="0" w:right="0" w:firstLine="0"/>
-              <w:jc w:val="left"/>
-              <w:rPr>
-                <w:sz w:val="18"/>
-                <w:szCs w:val="18"/>
-              </w:rPr>
-            </w:pPr>
-            <w:r>
-              <w:rPr>
-                <w:rtl w:val="0"/>
-              </w:rPr>
-            </w:r>
-          </w:p>
-        </w:tc>
-        <w:tc>
-          <w:tcPr>
-            <w:shd w:fill="auto" w:val="clear"/>
-            <w:tcMar>
-              <w:top w:w="100.0" w:type="dxa"/>
-              <w:left w:w="100.0" w:type="dxa"/>
-              <w:bottom w:w="100.0" w:type="dxa"/>
-              <w:right w:w="100.0" w:type="dxa"/>
-            </w:tcMar>
-            <w:vAlign w:val="top"/>
-          </w:tcPr>
-          <w:p>
-            <w:pPr>
-              <w:keepNext w:val="0"/>
-              <w:keepLines w:val="0"/>
-              <w:pageBreakBefore w:val="0"/>
-              <w:widowControl w:val="0"/>
-              <w:pBdr>
-                <w:top w:space="0" w:sz="0" w:val="nil"/>
-                <w:left w:space="0" w:sz="0" w:val="nil"/>
-                <w:bottom w:space="0" w:sz="0" w:val="nil"/>
-                <w:right w:space="0" w:sz="0" w:val="nil"/>
-                <w:between w:space="0" w:sz="0" w:val="nil"/>
-              </w:pBdr>
-              <w:shd w:fill="auto" w:val="clear"/>
-              <w:spacing w:after="0" w:before="0" w:line="240" w:lineRule="auto"/>
-              <w:ind w:left="0" w:right="0" w:firstLine="0"/>
-              <w:jc w:val="left"/>
-              <w:rPr>
-                <w:sz w:val="18"/>
-                <w:szCs w:val="18"/>
-              </w:rPr>
-            </w:pPr>
-            <w:r>
-              <w:rPr>
-                <w:sz w:val="18"/>
-                <w:szCs w:val="18"/>
-                <w:rtl w:val="0"/>
-              </w:rPr>
-              <w:t xml:space="preserve">MOB_D_109</w:t>
+              <w:t xml:space="preserve">Subventions electric recharging stations</w:t>
+            </w:r>
+          </w:p>
+        </w:tc>
+        <w:tc>
+          <w:tcPr>
+            <w:shd w:fill="auto" w:val="clear"/>
+            <w:tcMar>
+              <w:top w:w="100.0" w:type="dxa"/>
+              <w:left w:w="100.0" w:type="dxa"/>
+              <w:bottom w:w="100.0" w:type="dxa"/>
+              <w:right w:w="100.0" w:type="dxa"/>
+            </w:tcMar>
+            <w:vAlign w:val="top"/>
+          </w:tcPr>
+          <w:p>
+            <w:pPr>
+              <w:keepNext w:val="0"/>
+              <w:keepLines w:val="0"/>
+              <w:pageBreakBefore w:val="0"/>
+              <w:widowControl w:val="0"/>
+              <w:pBdr>
+                <w:top w:space="0" w:sz="0" w:val="nil"/>
+                <w:left w:space="0" w:sz="0" w:val="nil"/>
+                <w:bottom w:space="0" w:sz="0" w:val="nil"/>
+                <w:right w:space="0" w:sz="0" w:val="nil"/>
+                <w:between w:space="0" w:sz="0" w:val="nil"/>
+              </w:pBdr>
+              <w:shd w:fill="auto" w:val="clear"/>
+              <w:spacing w:after="0" w:before="0" w:line="240" w:lineRule="auto"/>
+              <w:ind w:left="0" w:right="0" w:firstLine="0"/>
+              <w:jc w:val="left"/>
+              <w:rPr>
+                <w:sz w:val="18"/>
+                <w:szCs w:val="18"/>
+              </w:rPr>
+            </w:pPr>
+            <w:r>
+              <w:rPr>
+                <w:rtl w:val="0"/>
+              </w:rPr>
+            </w:r>
+          </w:p>
+        </w:tc>
+        <w:tc>
+          <w:tcPr>
+            <w:shd w:fill="auto" w:val="clear"/>
+            <w:tcMar>
+              <w:top w:w="100.0" w:type="dxa"/>
+              <w:left w:w="100.0" w:type="dxa"/>
+              <w:bottom w:w="100.0" w:type="dxa"/>
+              <w:right w:w="100.0" w:type="dxa"/>
+            </w:tcMar>
+            <w:vAlign w:val="top"/>
+          </w:tcPr>
+          <w:p>
+            <w:pPr>
+              <w:keepNext w:val="0"/>
+              <w:keepLines w:val="0"/>
+              <w:pageBreakBefore w:val="0"/>
+              <w:widowControl w:val="0"/>
+              <w:pBdr>
+                <w:top w:space="0" w:sz="0" w:val="nil"/>
+                <w:left w:space="0" w:sz="0" w:val="nil"/>
+                <w:bottom w:space="0" w:sz="0" w:val="nil"/>
+                <w:right w:space="0" w:sz="0" w:val="nil"/>
+                <w:between w:space="0" w:sz="0" w:val="nil"/>
+              </w:pBdr>
+              <w:shd w:fill="auto" w:val="clear"/>
+              <w:spacing w:after="0" w:before="0" w:line="240" w:lineRule="auto"/>
+              <w:ind w:left="0" w:right="0" w:firstLine="0"/>
+              <w:jc w:val="left"/>
+              <w:rPr>
+                <w:sz w:val="18"/>
+                <w:szCs w:val="18"/>
+              </w:rPr>
+            </w:pPr>
+            <w:r>
+              <w:rPr>
+                <w:sz w:val="18"/>
+                <w:szCs w:val="18"/>
+                <w:rtl w:val="0"/>
+              </w:rPr>
+              <w:t xml:space="preserve">MOB_D_106</w:t>
             </w:r>
           </w:p>
         </w:tc>
@@ -1684,127 +1319,90 @@
               <w:rPr>
                 <w:rtl w:val="0"/>
               </w:rPr>
-              <w:t xml:space="preserve">Adaptations for firms</w:t>
-            </w:r>
-          </w:p>
-        </w:tc>
-        <w:tc>
-          <w:tcPr>
-            <w:shd w:fill="auto" w:val="clear"/>
-            <w:tcMar>
-              <w:top w:w="100.0" w:type="dxa"/>
-              <w:left w:w="100.0" w:type="dxa"/>
-              <w:bottom w:w="100.0" w:type="dxa"/>
-              <w:right w:w="100.0" w:type="dxa"/>
-            </w:tcMar>
-            <w:vAlign w:val="top"/>
-          </w:tcPr>
-          <w:p>
-            <w:pPr>
-              <w:keepNext w:val="0"/>
-              <w:keepLines w:val="0"/>
-              <w:pageBreakBefore w:val="0"/>
-              <w:widowControl w:val="0"/>
-              <w:pBdr>
-                <w:top w:space="0" w:sz="0" w:val="nil"/>
-                <w:left w:space="0" w:sz="0" w:val="nil"/>
-                <w:bottom w:space="0" w:sz="0" w:val="nil"/>
-                <w:right w:space="0" w:sz="0" w:val="nil"/>
-                <w:between w:space="0" w:sz="0" w:val="nil"/>
-              </w:pBdr>
-              <w:shd w:fill="auto" w:val="clear"/>
-              <w:spacing w:after="0" w:before="0" w:line="240" w:lineRule="auto"/>
-              <w:ind w:left="0" w:right="0" w:firstLine="0"/>
-              <w:jc w:val="left"/>
-              <w:rPr/>
-            </w:pPr>
-            <w:r>
-              <w:rPr>
-                <w:rtl w:val="0"/>
-              </w:rPr>
-            </w:r>
-          </w:p>
-        </w:tc>
-        <w:tc>
-          <w:tcPr>
-            <w:shd w:fill="auto" w:val="clear"/>
-            <w:tcMar>
-              <w:top w:w="100.0" w:type="dxa"/>
-              <w:left w:w="100.0" w:type="dxa"/>
-              <w:bottom w:w="100.0" w:type="dxa"/>
-              <w:right w:w="100.0" w:type="dxa"/>
-            </w:tcMar>
-            <w:vAlign w:val="top"/>
-          </w:tcPr>
-          <w:p>
-            <w:pPr>
-              <w:keepNext w:val="0"/>
-              <w:keepLines w:val="0"/>
-              <w:pageBreakBefore w:val="0"/>
-              <w:widowControl w:val="0"/>
-              <w:pBdr>
-                <w:top w:space="0" w:sz="0" w:val="nil"/>
-                <w:left w:space="0" w:sz="0" w:val="nil"/>
-                <w:bottom w:space="0" w:sz="0" w:val="nil"/>
-                <w:right w:space="0" w:sz="0" w:val="nil"/>
-                <w:between w:space="0" w:sz="0" w:val="nil"/>
-              </w:pBdr>
-              <w:shd w:fill="auto" w:val="clear"/>
-              <w:spacing w:after="0" w:before="0" w:line="240" w:lineRule="auto"/>
-              <w:ind w:left="0" w:right="0" w:firstLine="0"/>
-              <w:jc w:val="left"/>
-              <w:rPr>
-                <w:sz w:val="18"/>
-                <w:szCs w:val="18"/>
-              </w:rPr>
-            </w:pPr>
-            <w:r>
-              <w:rPr>
-                <w:rtl w:val="0"/>
-              </w:rPr>
-            </w:r>
-          </w:p>
-        </w:tc>
-        <w:tc>
-          <w:tcPr>
-            <w:shd w:fill="auto" w:val="clear"/>
-            <w:tcMar>
-              <w:top w:w="100.0" w:type="dxa"/>
-              <w:left w:w="100.0" w:type="dxa"/>
-              <w:bottom w:w="100.0" w:type="dxa"/>
-              <w:right w:w="100.0" w:type="dxa"/>
-            </w:tcMar>
-            <w:vAlign w:val="top"/>
-          </w:tcPr>
-          <w:p>
-            <w:pPr>
-              <w:keepNext w:val="0"/>
-              <w:keepLines w:val="0"/>
-              <w:pageBreakBefore w:val="0"/>
-              <w:widowControl w:val="0"/>
-              <w:pBdr>
-                <w:top w:space="0" w:sz="0" w:val="nil"/>
-                <w:left w:space="0" w:sz="0" w:val="nil"/>
-                <w:bottom w:space="0" w:sz="0" w:val="nil"/>
-                <w:right w:space="0" w:sz="0" w:val="nil"/>
-                <w:between w:space="0" w:sz="0" w:val="nil"/>
-              </w:pBdr>
-              <w:shd w:fill="auto" w:val="clear"/>
-              <w:spacing w:after="0" w:before="0" w:line="240" w:lineRule="auto"/>
-              <w:ind w:left="0" w:right="0" w:firstLine="0"/>
-              <w:jc w:val="left"/>
-              <w:rPr>
-                <w:sz w:val="18"/>
-                <w:szCs w:val="18"/>
-              </w:rPr>
-            </w:pPr>
-            <w:r>
-              <w:rPr>
-                <w:sz w:val="18"/>
-                <w:szCs w:val="18"/>
-                <w:rtl w:val="0"/>
-              </w:rPr>
-              <w:t xml:space="preserve">ECO_A_104</w:t>
+              <w:t xml:space="preserve">Mobility plans for businesses</w:t>
+            </w:r>
+          </w:p>
+        </w:tc>
+        <w:tc>
+          <w:tcPr>
+            <w:shd w:fill="auto" w:val="clear"/>
+            <w:tcMar>
+              <w:top w:w="100.0" w:type="dxa"/>
+              <w:left w:w="100.0" w:type="dxa"/>
+              <w:bottom w:w="100.0" w:type="dxa"/>
+              <w:right w:w="100.0" w:type="dxa"/>
+            </w:tcMar>
+            <w:vAlign w:val="top"/>
+          </w:tcPr>
+          <w:p>
+            <w:pPr>
+              <w:keepNext w:val="0"/>
+              <w:keepLines w:val="0"/>
+              <w:pageBreakBefore w:val="0"/>
+              <w:widowControl w:val="0"/>
+              <w:pBdr>
+                <w:top w:space="0" w:sz="0" w:val="nil"/>
+                <w:left w:space="0" w:sz="0" w:val="nil"/>
+                <w:bottom w:space="0" w:sz="0" w:val="nil"/>
+                <w:right w:space="0" w:sz="0" w:val="nil"/>
+                <w:between w:space="0" w:sz="0" w:val="nil"/>
+              </w:pBdr>
+              <w:shd w:fill="auto" w:val="clear"/>
+              <w:spacing w:after="0" w:before="0" w:line="240" w:lineRule="auto"/>
+              <w:ind w:left="0" w:right="0" w:firstLine="0"/>
+              <w:jc w:val="left"/>
+              <w:rPr>
+                <w:sz w:val="18"/>
+                <w:szCs w:val="18"/>
+              </w:rPr>
+            </w:pPr>
+            <w:r>
+              <w:rPr>
+                <w:rtl w:val="0"/>
+              </w:rPr>
+            </w:r>
+          </w:p>
+        </w:tc>
+        <w:tc>
+          <w:tcPr>
+            <w:shd w:fill="auto" w:val="clear"/>
+            <w:tcMar>
+              <w:top w:w="100.0" w:type="dxa"/>
+              <w:left w:w="100.0" w:type="dxa"/>
+              <w:bottom w:w="100.0" w:type="dxa"/>
+              <w:right w:w="100.0" w:type="dxa"/>
+            </w:tcMar>
+            <w:vAlign w:val="top"/>
+          </w:tcPr>
+          <w:p>
+            <w:pPr>
+              <w:keepNext w:val="0"/>
+              <w:keepLines w:val="0"/>
+              <w:pageBreakBefore w:val="0"/>
+              <w:widowControl w:val="0"/>
+              <w:pBdr>
+                <w:top w:space="0" w:sz="0" w:val="nil"/>
+                <w:left w:space="0" w:sz="0" w:val="nil"/>
+                <w:bottom w:space="0" w:sz="0" w:val="nil"/>
+                <w:right w:space="0" w:sz="0" w:val="nil"/>
+                <w:between w:space="0" w:sz="0" w:val="nil"/>
+              </w:pBdr>
+              <w:shd w:fill="auto" w:val="clear"/>
+              <w:spacing w:after="0" w:before="0" w:line="240" w:lineRule="auto"/>
+              <w:ind w:left="0" w:right="0" w:firstLine="0"/>
+              <w:jc w:val="left"/>
+              <w:rPr>
+                <w:sz w:val="18"/>
+                <w:szCs w:val="18"/>
+              </w:rPr>
+            </w:pPr>
+            <w:r>
+              <w:rPr>
+                <w:sz w:val="18"/>
+                <w:szCs w:val="18"/>
+                <w:rtl w:val="0"/>
+              </w:rPr>
+              <w:t xml:space="preserve">MOB_D_109</w:t>
             </w:r>
           </w:p>
         </w:tc>
@@ -1848,44 +1446,134 @@
               <w:rPr>
                 <w:rtl w:val="0"/>
               </w:rPr>
+              <w:t xml:space="preserve">Adaptations for firms</w:t>
+            </w:r>
+          </w:p>
+        </w:tc>
+        <w:tc>
+          <w:tcPr>
+            <w:shd w:fill="auto" w:val="clear"/>
+            <w:tcMar>
+              <w:top w:w="100.0" w:type="dxa"/>
+              <w:left w:w="100.0" w:type="dxa"/>
+              <w:bottom w:w="100.0" w:type="dxa"/>
+              <w:right w:w="100.0" w:type="dxa"/>
+            </w:tcMar>
+            <w:vAlign w:val="top"/>
+          </w:tcPr>
+          <w:p>
+            <w:pPr>
+              <w:keepNext w:val="0"/>
+              <w:keepLines w:val="0"/>
+              <w:pageBreakBefore w:val="0"/>
+              <w:widowControl w:val="0"/>
+              <w:pBdr>
+                <w:top w:space="0" w:sz="0" w:val="nil"/>
+                <w:left w:space="0" w:sz="0" w:val="nil"/>
+                <w:bottom w:space="0" w:sz="0" w:val="nil"/>
+                <w:right w:space="0" w:sz="0" w:val="nil"/>
+                <w:between w:space="0" w:sz="0" w:val="nil"/>
+              </w:pBdr>
+              <w:shd w:fill="auto" w:val="clear"/>
+              <w:spacing w:after="0" w:before="0" w:line="240" w:lineRule="auto"/>
+              <w:ind w:left="0" w:right="0" w:firstLine="0"/>
+              <w:jc w:val="left"/>
+              <w:rPr>
+                <w:sz w:val="18"/>
+                <w:szCs w:val="18"/>
+              </w:rPr>
+            </w:pPr>
+            <w:r>
+              <w:rPr>
+                <w:rtl w:val="0"/>
+              </w:rPr>
+            </w:r>
+          </w:p>
+        </w:tc>
+        <w:tc>
+          <w:tcPr>
+            <w:shd w:fill="auto" w:val="clear"/>
+            <w:tcMar>
+              <w:top w:w="100.0" w:type="dxa"/>
+              <w:left w:w="100.0" w:type="dxa"/>
+              <w:bottom w:w="100.0" w:type="dxa"/>
+              <w:right w:w="100.0" w:type="dxa"/>
+            </w:tcMar>
+            <w:vAlign w:val="top"/>
+          </w:tcPr>
+          <w:p>
+            <w:pPr>
+              <w:keepNext w:val="0"/>
+              <w:keepLines w:val="0"/>
+              <w:pageBreakBefore w:val="0"/>
+              <w:widowControl w:val="0"/>
+              <w:pBdr>
+                <w:top w:space="0" w:sz="0" w:val="nil"/>
+                <w:left w:space="0" w:sz="0" w:val="nil"/>
+                <w:bottom w:space="0" w:sz="0" w:val="nil"/>
+                <w:right w:space="0" w:sz="0" w:val="nil"/>
+                <w:between w:space="0" w:sz="0" w:val="nil"/>
+              </w:pBdr>
+              <w:shd w:fill="auto" w:val="clear"/>
+              <w:spacing w:after="0" w:before="0" w:line="240" w:lineRule="auto"/>
+              <w:ind w:left="0" w:right="0" w:firstLine="0"/>
+              <w:jc w:val="left"/>
+              <w:rPr>
+                <w:sz w:val="18"/>
+                <w:szCs w:val="18"/>
+              </w:rPr>
+            </w:pPr>
+            <w:r>
+              <w:rPr>
+                <w:sz w:val="18"/>
+                <w:szCs w:val="18"/>
+                <w:rtl w:val="0"/>
+              </w:rPr>
+              <w:t xml:space="preserve">ECO_A_104</w:t>
+            </w:r>
+          </w:p>
+        </w:tc>
+      </w:tr>
+      <w:tr>
+        <w:trPr>
+          <w:cantSplit w:val="0"/>
+          <w:tblHeader w:val="0"/>
+        </w:trPr>
+        <w:tc>
+          <w:tcPr>
+            <w:shd w:fill="auto" w:val="clear"/>
+            <w:tcMar>
+              <w:top w:w="100.0" w:type="dxa"/>
+              <w:left w:w="100.0" w:type="dxa"/>
+              <w:bottom w:w="100.0" w:type="dxa"/>
+              <w:right w:w="100.0" w:type="dxa"/>
+            </w:tcMar>
+            <w:vAlign w:val="top"/>
+          </w:tcPr>
+          <w:p>
+            <w:pPr>
+              <w:keepNext w:val="0"/>
+              <w:keepLines w:val="0"/>
+              <w:pageBreakBefore w:val="0"/>
+              <w:widowControl w:val="0"/>
+              <w:pBdr>
+                <w:top w:space="0" w:sz="0" w:val="nil"/>
+                <w:left w:space="0" w:sz="0" w:val="nil"/>
+                <w:bottom w:space="0" w:sz="0" w:val="nil"/>
+                <w:right w:space="0" w:sz="0" w:val="nil"/>
+                <w:between w:space="0" w:sz="0" w:val="nil"/>
+              </w:pBdr>
+              <w:shd w:fill="auto" w:val="clear"/>
+              <w:spacing w:after="0" w:before="0" w:line="240" w:lineRule="auto"/>
+              <w:ind w:left="0" w:right="0" w:firstLine="0"/>
+              <w:jc w:val="left"/>
+              <w:rPr/>
+            </w:pPr>
+            <w:r>
+              <w:rPr>
+                <w:rtl w:val="0"/>
+              </w:rPr>
               <w:t xml:space="preserve">Subventions reusable dishes for events</w:t>
-            </w:r>
-          </w:p>
-        </w:tc>
-        <w:tc>
-          <w:tcPr>
-            <w:shd w:fill="auto" w:val="clear"/>
-            <w:tcMar>
-              <w:top w:w="100.0" w:type="dxa"/>
-              <w:left w:w="100.0" w:type="dxa"/>
-              <w:bottom w:w="100.0" w:type="dxa"/>
-              <w:right w:w="100.0" w:type="dxa"/>
-            </w:tcMar>
-            <w:vAlign w:val="top"/>
-          </w:tcPr>
-          <w:p>
-            <w:pPr>
-              <w:keepNext w:val="0"/>
-              <w:keepLines w:val="0"/>
-              <w:pageBreakBefore w:val="0"/>
-              <w:widowControl w:val="0"/>
-              <w:pBdr>
-                <w:top w:space="0" w:sz="0" w:val="nil"/>
-                <w:left w:space="0" w:sz="0" w:val="nil"/>
-                <w:bottom w:space="0" w:sz="0" w:val="nil"/>
-                <w:right w:space="0" w:sz="0" w:val="nil"/>
-                <w:between w:space="0" w:sz="0" w:val="nil"/>
-              </w:pBdr>
-              <w:shd w:fill="auto" w:val="clear"/>
-              <w:spacing w:after="0" w:before="0" w:line="240" w:lineRule="auto"/>
-              <w:ind w:left="0" w:right="0" w:firstLine="0"/>
-              <w:jc w:val="left"/>
-              <w:rPr/>
-            </w:pPr>
-            <w:r>
-              <w:rPr>
-                <w:rtl w:val="0"/>
-              </w:rPr>
             </w:r>
           </w:p>
         </w:tc>
@@ -1960,7 +1648,11 @@
     </w:p>
     <w:p>
       <w:pPr>
-        <w:rPr/>
+        <w:rPr>
+          <w:b w:val="1"/>
+          <w:bCs w:val="1"/>
+          <w:u w:val="single"/>
+        </w:rPr>
       </w:pPr>
       <w:r>
         <w:rPr>
@@ -1970,7 +1662,11 @@
     </w:p>
     <w:p>
       <w:pPr>
-        <w:rPr/>
+        <w:rPr>
+          <w:b w:val="1"/>
+          <w:bCs w:val="1"/>
+          <w:u w:val="single"/>
+        </w:rPr>
       </w:pPr>
       <w:r>
         <w:rPr>
@@ -1998,6 +1694,7 @@
     </w:p>
     <w:p>
       <w:pPr>
+        <w:ind w:left="-540" w:firstLine="0"/>
         <w:rPr>
           <w:b w:val="1"/>
           <w:bCs w:val="1"/>
@@ -2006,17 +1703,727 @@
       </w:pPr>
       <w:r>
         <w:rPr>
+          <w:b w:val="1"/>
+          <w:bCs w:val="1"/>
+          <w:u w:val="single"/>
+        </w:rPr>
+        <w:drawing>
+          <wp:inline distB="114300" distT="114300" distL="114300" distR="114300">
+            <wp:extent cx="6577013" cy="2458186"/>
+            <wp:effectExtent b="0" l="0" r="0" t="0"/>
+            <wp:docPr id="1" name="image1.png"/>
+            <a:graphic>
+              <a:graphicData uri="http://schemas.openxmlformats.org/drawingml/2006/picture">
+                <pic:pic>
+                  <pic:nvPicPr>
+                    <pic:cNvPr id="0" name="image1.png"/>
+                    <pic:cNvPicPr preferRelativeResize="0"/>
+                  </pic:nvPicPr>
+                  <pic:blipFill>
+                    <a:blip r:embed="rId7"/>
+                    <a:srcRect b="0" l="0" r="0" t="0"/>
+                    <a:stretch>
+                      <a:fillRect/>
+                    </a:stretch>
+                  </pic:blipFill>
+                  <pic:spPr>
+                    <a:xfrm>
+                      <a:off x="0" y="0"/>
+                      <a:ext cx="6577013" cy="2458186"/>
+                    </a:xfrm>
+                    <a:prstGeom prst="rect"/>
+                    <a:ln/>
+                  </pic:spPr>
+                </pic:pic>
+              </a:graphicData>
+            </a:graphic>
+          </wp:inline>
+        </w:drawing>
+      </w:r>
+      <w:r>
+        <w:rPr>
           <w:rtl w:val="0"/>
         </w:rPr>
       </w:r>
     </w:p>
     <w:p>
       <w:pPr>
+        <w:numPr>
+          <w:ilvl w:val="0"/>
+          <w:numId w:val="2"/>
+        </w:numPr>
+        <w:ind w:left="720" w:hanging="360"/>
+        <w:rPr/>
+      </w:pPr>
+      <w:r>
+        <w:rPr>
+          <w:rtl w:val="0"/>
+        </w:rPr>
+        <w:t xml:space="preserve">type_subv: added by analysing keywords in subv_desc (not yet finished)</w:t>
+      </w:r>
+    </w:p>
+    <w:p>
+      <w:pPr>
+        <w:numPr>
+          <w:ilvl w:val="0"/>
+          <w:numId w:val="2"/>
+        </w:numPr>
+        <w:ind w:left="720" w:hanging="360"/>
+        <w:rPr>
+          <w:u w:val="none"/>
+        </w:rPr>
+      </w:pPr>
+      <w:r>
+        <w:rPr>
+          <w:rtl w:val="0"/>
+        </w:rPr>
+        <w:t xml:space="preserve">group_id: determines group_name, sector, key and available_for (could also be a separate table “group”)</w:t>
+      </w:r>
+    </w:p>
+    <w:p>
+      <w:pPr>
+        <w:numPr>
+          <w:ilvl w:val="0"/>
+          <w:numId w:val="2"/>
+        </w:numPr>
+        <w:ind w:left="720" w:hanging="360"/>
+        <w:rPr>
+          <w:u w:val="none"/>
+        </w:rPr>
+      </w:pPr>
+      <w:r>
+        <w:rPr>
+          <w:rtl w:val="0"/>
+        </w:rPr>
+        <w:t xml:space="preserve">la_id: 10’000 for federal entities, &gt; 10’000 for cantons, &lt; 10’000 for municipalities. </w:t>
+      </w:r>
+    </w:p>
+    <w:p>
+      <w:pPr>
+        <w:ind w:left="0" w:firstLine="0"/>
         <w:rPr>
           <w:b w:val="1"/>
           <w:bCs w:val="1"/>
           <w:u w:val="single"/>
         </w:rPr>
+      </w:pPr>
+      <w:r>
+        <w:rPr>
+          <w:b w:val="1"/>
+          <w:bCs w:val="1"/>
+          <w:u w:val="single"/>
+          <w:rtl w:val="0"/>
+        </w:rPr>
+        <w:br w:type="textWrapping"/>
+        <w:t xml:space="preserve">Example for photovoltaic</w:t>
+      </w:r>
+    </w:p>
+    <w:p>
+      <w:pPr>
+        <w:ind w:left="0" w:firstLine="0"/>
+        <w:rPr>
+          <w:b w:val="1"/>
+          <w:bCs w:val="1"/>
+          <w:u w:val="single"/>
+        </w:rPr>
+      </w:pPr>
+      <w:r>
+        <w:rPr>
+          <w:rtl w:val="0"/>
+        </w:rPr>
+      </w:r>
+    </w:p>
+    <w:p>
+      <w:pPr>
+        <w:ind w:left="0" w:firstLine="0"/>
+        <w:rPr/>
+      </w:pPr>
+      <w:r>
+        <w:rPr>
+          <w:rtl w:val="0"/>
+        </w:rPr>
+        <w:t xml:space="preserve">Possible scale: </w:t>
+      </w:r>
+    </w:p>
+    <w:tbl>
+      <w:tblPr>
+        <w:tblStyle w:val="Table2"/>
+        <w:tblW w:w="5545.0" w:type="dxa"/>
+        <w:jc w:val="left"/>
+        <w:tblBorders>
+          <w:top w:color="000000" w:space="0" w:sz="0" w:val="nil"/>
+          <w:left w:color="000000" w:space="0" w:sz="0" w:val="nil"/>
+          <w:bottom w:color="000000" w:space="0" w:sz="0" w:val="nil"/>
+          <w:right w:color="000000" w:space="0" w:sz="0" w:val="nil"/>
+          <w:insideH w:color="000000" w:space="0" w:sz="0" w:val="nil"/>
+          <w:insideV w:color="000000" w:space="0" w:sz="0" w:val="nil"/>
+        </w:tblBorders>
+        <w:tblLayout w:type="fixed"/>
+        <w:tblLook w:val="0600"/>
+      </w:tblPr>
+      <w:tblGrid>
+        <w:gridCol w:w="1160"/>
+        <w:gridCol w:w="4385"/>
+        <w:tblGridChange w:id="0">
+          <w:tblGrid>
+            <w:gridCol w:w="1160"/>
+            <w:gridCol w:w="4385"/>
+          </w:tblGrid>
+        </w:tblGridChange>
+      </w:tblGrid>
+      <w:tr>
+        <w:trPr>
+          <w:cantSplit w:val="0"/>
+          <w:trHeight w:val="500" w:hRule="atLeast"/>
+          <w:tblHeader w:val="0"/>
+        </w:trPr>
+        <w:tc>
+          <w:tcPr>
+            <w:tcBorders>
+              <w:top w:color="000000" w:space="0" w:sz="0" w:val="nil"/>
+              <w:left w:color="000000" w:space="0" w:sz="0" w:val="nil"/>
+              <w:bottom w:color="000000" w:space="0" w:sz="0" w:val="nil"/>
+              <w:right w:color="000000" w:space="0" w:sz="0" w:val="nil"/>
+            </w:tcBorders>
+            <w:tcMar>
+              <w:top w:w="100.0" w:type="dxa"/>
+              <w:left w:w="100.0" w:type="dxa"/>
+              <w:bottom w:w="100.0" w:type="dxa"/>
+              <w:right w:w="100.0" w:type="dxa"/>
+            </w:tcMar>
+            <w:vAlign w:val="top"/>
+          </w:tcPr>
+          <w:p>
+            <w:pPr>
+              <w:keepLines w:val="1"/>
+              <w:spacing w:line="240" w:lineRule="auto"/>
+              <w:rPr/>
+            </w:pPr>
+            <w:r>
+              <w:rPr>
+                <w:rtl w:val="0"/>
+              </w:rPr>
+              <w:t xml:space="preserve">0</w:t>
+            </w:r>
+          </w:p>
+        </w:tc>
+        <w:tc>
+          <w:tcPr>
+            <w:tcBorders>
+              <w:top w:color="000000" w:space="0" w:sz="0" w:val="nil"/>
+              <w:left w:color="000000" w:space="0" w:sz="0" w:val="nil"/>
+              <w:bottom w:color="000000" w:space="0" w:sz="0" w:val="nil"/>
+              <w:right w:color="000000" w:space="0" w:sz="0" w:val="nil"/>
+            </w:tcBorders>
+            <w:tcMar>
+              <w:top w:w="100.0" w:type="dxa"/>
+              <w:left w:w="100.0" w:type="dxa"/>
+              <w:bottom w:w="100.0" w:type="dxa"/>
+              <w:right w:w="100.0" w:type="dxa"/>
+            </w:tcMar>
+            <w:vAlign w:val="top"/>
+          </w:tcPr>
+          <w:p>
+            <w:pPr>
+              <w:keepLines w:val="1"/>
+              <w:spacing w:line="240" w:lineRule="auto"/>
+              <w:rPr/>
+            </w:pPr>
+            <w:r>
+              <w:rPr>
+                <w:rtl w:val="0"/>
+              </w:rPr>
+              <w:t xml:space="preserve">none</w:t>
+            </w:r>
+          </w:p>
+        </w:tc>
+      </w:tr>
+      <w:tr>
+        <w:trPr>
+          <w:cantSplit w:val="0"/>
+          <w:trHeight w:val="500" w:hRule="atLeast"/>
+          <w:tblHeader w:val="0"/>
+        </w:trPr>
+        <w:tc>
+          <w:tcPr>
+            <w:tcBorders>
+              <w:top w:color="000000" w:space="0" w:sz="0" w:val="nil"/>
+              <w:left w:color="000000" w:space="0" w:sz="0" w:val="nil"/>
+              <w:bottom w:color="000000" w:space="0" w:sz="0" w:val="nil"/>
+              <w:right w:color="000000" w:space="0" w:sz="0" w:val="nil"/>
+            </w:tcBorders>
+            <w:tcMar>
+              <w:top w:w="100.0" w:type="dxa"/>
+              <w:left w:w="100.0" w:type="dxa"/>
+              <w:bottom w:w="100.0" w:type="dxa"/>
+              <w:right w:w="100.0" w:type="dxa"/>
+            </w:tcMar>
+            <w:vAlign w:val="top"/>
+          </w:tcPr>
+          <w:p>
+            <w:pPr>
+              <w:keepLines w:val="1"/>
+              <w:spacing w:line="240" w:lineRule="auto"/>
+              <w:rPr/>
+            </w:pPr>
+            <w:r>
+              <w:rPr>
+                <w:rtl w:val="0"/>
+              </w:rPr>
+              <w:t xml:space="preserve">1</w:t>
+            </w:r>
+          </w:p>
+        </w:tc>
+        <w:tc>
+          <w:tcPr>
+            <w:tcBorders>
+              <w:top w:color="000000" w:space="0" w:sz="0" w:val="nil"/>
+              <w:left w:color="000000" w:space="0" w:sz="0" w:val="nil"/>
+              <w:bottom w:color="000000" w:space="0" w:sz="0" w:val="nil"/>
+              <w:right w:color="000000" w:space="0" w:sz="0" w:val="nil"/>
+            </w:tcBorders>
+            <w:tcMar>
+              <w:top w:w="100.0" w:type="dxa"/>
+              <w:left w:w="100.0" w:type="dxa"/>
+              <w:bottom w:w="100.0" w:type="dxa"/>
+              <w:right w:w="100.0" w:type="dxa"/>
+            </w:tcMar>
+            <w:vAlign w:val="top"/>
+          </w:tcPr>
+          <w:p>
+            <w:pPr>
+              <w:keepLines w:val="1"/>
+              <w:spacing w:line="240" w:lineRule="auto"/>
+              <w:rPr/>
+            </w:pPr>
+            <w:r>
+              <w:rPr>
+                <w:rtl w:val="0"/>
+              </w:rPr>
+              <w:t xml:space="preserve">Special projects / subset buildings</w:t>
+            </w:r>
+          </w:p>
+        </w:tc>
+      </w:tr>
+      <w:tr>
+        <w:trPr>
+          <w:cantSplit w:val="0"/>
+          <w:trHeight w:val="500" w:hRule="atLeast"/>
+          <w:tblHeader w:val="0"/>
+        </w:trPr>
+        <w:tc>
+          <w:tcPr>
+            <w:tcBorders>
+              <w:top w:color="000000" w:space="0" w:sz="0" w:val="nil"/>
+              <w:left w:color="000000" w:space="0" w:sz="0" w:val="nil"/>
+              <w:bottom w:color="000000" w:space="0" w:sz="0" w:val="nil"/>
+              <w:right w:color="000000" w:space="0" w:sz="0" w:val="nil"/>
+            </w:tcBorders>
+            <w:tcMar>
+              <w:top w:w="100.0" w:type="dxa"/>
+              <w:left w:w="100.0" w:type="dxa"/>
+              <w:bottom w:w="100.0" w:type="dxa"/>
+              <w:right w:w="100.0" w:type="dxa"/>
+            </w:tcMar>
+            <w:vAlign w:val="top"/>
+          </w:tcPr>
+          <w:p>
+            <w:pPr>
+              <w:keepLines w:val="1"/>
+              <w:spacing w:line="240" w:lineRule="auto"/>
+              <w:rPr/>
+            </w:pPr>
+            <w:r>
+              <w:rPr>
+                <w:rtl w:val="0"/>
+              </w:rPr>
+              <w:t xml:space="preserve">2</w:t>
+            </w:r>
+          </w:p>
+        </w:tc>
+        <w:tc>
+          <w:tcPr>
+            <w:tcBorders>
+              <w:top w:color="000000" w:space="0" w:sz="0" w:val="nil"/>
+              <w:left w:color="000000" w:space="0" w:sz="0" w:val="nil"/>
+              <w:bottom w:color="000000" w:space="0" w:sz="0" w:val="nil"/>
+              <w:right w:color="000000" w:space="0" w:sz="0" w:val="nil"/>
+            </w:tcBorders>
+            <w:tcMar>
+              <w:top w:w="100.0" w:type="dxa"/>
+              <w:left w:w="100.0" w:type="dxa"/>
+              <w:bottom w:w="100.0" w:type="dxa"/>
+              <w:right w:w="100.0" w:type="dxa"/>
+            </w:tcMar>
+            <w:vAlign w:val="top"/>
+          </w:tcPr>
+          <w:p>
+            <w:pPr>
+              <w:keepLines w:val="1"/>
+              <w:spacing w:line="240" w:lineRule="auto"/>
+              <w:rPr/>
+            </w:pPr>
+            <w:r>
+              <w:rPr>
+                <w:rtl w:val="0"/>
+              </w:rPr>
+              <w:t xml:space="preserve">0 - 100 francs / KWc</w:t>
+            </w:r>
+          </w:p>
+        </w:tc>
+      </w:tr>
+      <w:tr>
+        <w:trPr>
+          <w:cantSplit w:val="0"/>
+          <w:trHeight w:val="500" w:hRule="atLeast"/>
+          <w:tblHeader w:val="0"/>
+        </w:trPr>
+        <w:tc>
+          <w:tcPr>
+            <w:tcBorders>
+              <w:top w:color="000000" w:space="0" w:sz="0" w:val="nil"/>
+              <w:left w:color="000000" w:space="0" w:sz="0" w:val="nil"/>
+              <w:bottom w:color="000000" w:space="0" w:sz="0" w:val="nil"/>
+              <w:right w:color="000000" w:space="0" w:sz="0" w:val="nil"/>
+            </w:tcBorders>
+            <w:tcMar>
+              <w:top w:w="100.0" w:type="dxa"/>
+              <w:left w:w="100.0" w:type="dxa"/>
+              <w:bottom w:w="100.0" w:type="dxa"/>
+              <w:right w:w="100.0" w:type="dxa"/>
+            </w:tcMar>
+            <w:vAlign w:val="top"/>
+          </w:tcPr>
+          <w:p>
+            <w:pPr>
+              <w:keepLines w:val="1"/>
+              <w:spacing w:line="240" w:lineRule="auto"/>
+              <w:rPr/>
+            </w:pPr>
+            <w:r>
+              <w:rPr>
+                <w:rtl w:val="0"/>
+              </w:rPr>
+              <w:t xml:space="preserve">3</w:t>
+            </w:r>
+          </w:p>
+        </w:tc>
+        <w:tc>
+          <w:tcPr>
+            <w:tcBorders>
+              <w:top w:color="000000" w:space="0" w:sz="0" w:val="nil"/>
+              <w:left w:color="000000" w:space="0" w:sz="0" w:val="nil"/>
+              <w:bottom w:color="000000" w:space="0" w:sz="0" w:val="nil"/>
+              <w:right w:color="000000" w:space="0" w:sz="0" w:val="nil"/>
+            </w:tcBorders>
+            <w:tcMar>
+              <w:top w:w="100.0" w:type="dxa"/>
+              <w:left w:w="100.0" w:type="dxa"/>
+              <w:bottom w:w="100.0" w:type="dxa"/>
+              <w:right w:w="100.0" w:type="dxa"/>
+            </w:tcMar>
+            <w:vAlign w:val="top"/>
+          </w:tcPr>
+          <w:p>
+            <w:pPr>
+              <w:keepLines w:val="1"/>
+              <w:spacing w:line="240" w:lineRule="auto"/>
+              <w:rPr/>
+            </w:pPr>
+            <w:r>
+              <w:rPr>
+                <w:rtl w:val="0"/>
+              </w:rPr>
+              <w:t xml:space="preserve">100 - 200 francs / KWc</w:t>
+            </w:r>
+          </w:p>
+        </w:tc>
+      </w:tr>
+      <w:tr>
+        <w:trPr>
+          <w:cantSplit w:val="0"/>
+          <w:trHeight w:val="500" w:hRule="atLeast"/>
+          <w:tblHeader w:val="0"/>
+        </w:trPr>
+        <w:tc>
+          <w:tcPr>
+            <w:tcBorders>
+              <w:top w:color="000000" w:space="0" w:sz="0" w:val="nil"/>
+              <w:left w:color="000000" w:space="0" w:sz="0" w:val="nil"/>
+              <w:bottom w:color="000000" w:space="0" w:sz="0" w:val="nil"/>
+              <w:right w:color="000000" w:space="0" w:sz="0" w:val="nil"/>
+            </w:tcBorders>
+            <w:tcMar>
+              <w:top w:w="100.0" w:type="dxa"/>
+              <w:left w:w="100.0" w:type="dxa"/>
+              <w:bottom w:w="100.0" w:type="dxa"/>
+              <w:right w:w="100.0" w:type="dxa"/>
+            </w:tcMar>
+            <w:vAlign w:val="top"/>
+          </w:tcPr>
+          <w:p>
+            <w:pPr>
+              <w:keepLines w:val="1"/>
+              <w:spacing w:line="240" w:lineRule="auto"/>
+              <w:rPr/>
+            </w:pPr>
+            <w:r>
+              <w:rPr>
+                <w:rtl w:val="0"/>
+              </w:rPr>
+              <w:t xml:space="preserve">4</w:t>
+            </w:r>
+          </w:p>
+        </w:tc>
+        <w:tc>
+          <w:tcPr>
+            <w:tcBorders>
+              <w:top w:color="000000" w:space="0" w:sz="0" w:val="nil"/>
+              <w:left w:color="000000" w:space="0" w:sz="0" w:val="nil"/>
+              <w:bottom w:color="000000" w:space="0" w:sz="0" w:val="nil"/>
+              <w:right w:color="000000" w:space="0" w:sz="0" w:val="nil"/>
+            </w:tcBorders>
+            <w:tcMar>
+              <w:top w:w="100.0" w:type="dxa"/>
+              <w:left w:w="100.0" w:type="dxa"/>
+              <w:bottom w:w="100.0" w:type="dxa"/>
+              <w:right w:w="100.0" w:type="dxa"/>
+            </w:tcMar>
+            <w:vAlign w:val="top"/>
+          </w:tcPr>
+          <w:p>
+            <w:pPr>
+              <w:keepLines w:val="1"/>
+              <w:spacing w:line="240" w:lineRule="auto"/>
+              <w:rPr/>
+            </w:pPr>
+            <w:r>
+              <w:rPr>
+                <w:rtl w:val="0"/>
+              </w:rPr>
+              <w:t xml:space="preserve">200 - 300 francs / KWc</w:t>
+            </w:r>
+          </w:p>
+        </w:tc>
+      </w:tr>
+      <w:tr>
+        <w:trPr>
+          <w:cantSplit w:val="0"/>
+          <w:trHeight w:val="500" w:hRule="atLeast"/>
+          <w:tblHeader w:val="0"/>
+        </w:trPr>
+        <w:tc>
+          <w:tcPr>
+            <w:tcBorders>
+              <w:top w:color="000000" w:space="0" w:sz="0" w:val="nil"/>
+              <w:left w:color="000000" w:space="0" w:sz="0" w:val="nil"/>
+              <w:bottom w:color="000000" w:space="0" w:sz="0" w:val="nil"/>
+              <w:right w:color="000000" w:space="0" w:sz="0" w:val="nil"/>
+            </w:tcBorders>
+            <w:tcMar>
+              <w:top w:w="100.0" w:type="dxa"/>
+              <w:left w:w="100.0" w:type="dxa"/>
+              <w:bottom w:w="100.0" w:type="dxa"/>
+              <w:right w:w="100.0" w:type="dxa"/>
+            </w:tcMar>
+            <w:vAlign w:val="top"/>
+          </w:tcPr>
+          <w:p>
+            <w:pPr>
+              <w:keepLines w:val="1"/>
+              <w:spacing w:line="240" w:lineRule="auto"/>
+              <w:rPr/>
+            </w:pPr>
+            <w:r>
+              <w:rPr>
+                <w:rtl w:val="0"/>
+              </w:rPr>
+              <w:t xml:space="preserve">5</w:t>
+            </w:r>
+          </w:p>
+        </w:tc>
+        <w:tc>
+          <w:tcPr>
+            <w:tcBorders>
+              <w:top w:color="000000" w:space="0" w:sz="0" w:val="nil"/>
+              <w:left w:color="000000" w:space="0" w:sz="0" w:val="nil"/>
+              <w:bottom w:color="000000" w:space="0" w:sz="0" w:val="nil"/>
+              <w:right w:color="000000" w:space="0" w:sz="0" w:val="nil"/>
+            </w:tcBorders>
+            <w:tcMar>
+              <w:top w:w="100.0" w:type="dxa"/>
+              <w:left w:w="100.0" w:type="dxa"/>
+              <w:bottom w:w="100.0" w:type="dxa"/>
+              <w:right w:w="100.0" w:type="dxa"/>
+            </w:tcMar>
+            <w:vAlign w:val="top"/>
+          </w:tcPr>
+          <w:p>
+            <w:pPr>
+              <w:keepLines w:val="1"/>
+              <w:spacing w:line="240" w:lineRule="auto"/>
+              <w:rPr/>
+            </w:pPr>
+            <w:r>
+              <w:rPr>
+                <w:rtl w:val="0"/>
+              </w:rPr>
+              <w:t xml:space="preserve">&gt;= 300 francs / KWc</w:t>
+            </w:r>
+          </w:p>
+        </w:tc>
+      </w:tr>
+    </w:tbl>
+    <w:p>
+      <w:pPr>
+        <w:ind w:left="0" w:firstLine="0"/>
+        <w:rPr/>
+      </w:pPr>
+      <w:r>
+        <w:rPr>
+          <w:rtl w:val="0"/>
+        </w:rPr>
+        <w:t xml:space="preserve">The information on the amount paid for the subvention can generally be found by looking either at subvention.subv_desc (if available) or drilling down into subvention.site_url</w:t>
+      </w:r>
+    </w:p>
+    <w:p>
+      <w:pPr>
+        <w:ind w:left="0" w:firstLine="0"/>
+        <w:rPr/>
+      </w:pPr>
+      <w:r>
+        <w:rPr>
+          <w:rtl w:val="0"/>
+        </w:rPr>
+        <w:t xml:space="preserve">Texts to look for are “KWc” or “KWp”, for instance “Leistungsbeitrag: 300 Fr. pro kWp”. </w:t>
+      </w:r>
+    </w:p>
+    <w:p>
+      <w:pPr>
+        <w:ind w:left="0" w:firstLine="0"/>
+        <w:rPr/>
+      </w:pPr>
+      <w:r>
+        <w:rPr>
+          <w:rtl w:val="0"/>
+        </w:rPr>
+      </w:r>
+    </w:p>
+    <w:p>
+      <w:pPr>
+        <w:ind w:left="0" w:firstLine="0"/>
+        <w:rPr/>
+      </w:pPr>
+      <w:r>
+        <w:rPr>
+          <w:rtl w:val="0"/>
+        </w:rPr>
+        <w:t xml:space="preserve">Special cases : </w:t>
+      </w:r>
+    </w:p>
+    <w:p>
+      <w:pPr>
+        <w:numPr>
+          <w:ilvl w:val="0"/>
+          <w:numId w:val="1"/>
+        </w:numPr>
+        <w:ind w:left="720" w:hanging="360"/>
+        <w:rPr>
+          <w:u w:val="none"/>
+        </w:rPr>
+      </w:pPr>
+      <w:r>
+        <w:rPr>
+          <w:rtl w:val="0"/>
+        </w:rPr>
+        <w:t xml:space="preserve">subvention calculated as a % of the ProNovo (federal) subvention: “Maximal 50 % der Einmalvergütung des Bundes” (-&gt; 50% of 360 = 180 / KWc). </w:t>
+      </w:r>
+    </w:p>
+    <w:p>
+      <w:pPr>
+        <w:numPr>
+          <w:ilvl w:val="0"/>
+          <w:numId w:val="1"/>
+        </w:numPr>
+        <w:ind w:left="720" w:hanging="360"/>
+        <w:rPr>
+          <w:u w:val="none"/>
+        </w:rPr>
+      </w:pPr>
+      <w:r>
+        <w:rPr>
+          <w:rtl w:val="0"/>
+        </w:rPr>
+        <w:t xml:space="preserve">fixed amount: “Förderbeitrag:&lt;/strong&gt;&lt;br /&gt;- Kombi Photovoltaik + Thermische Solaranlage: 2000 Fr.”. In this case, I calculate the amount per KWc for an average project of 18 KWc -&gt; 2000 francs / 18 KWc = 111 francs / KWc</w:t>
+      </w:r>
+    </w:p>
+    <w:p>
+      <w:pPr>
+        <w:numPr>
+          <w:ilvl w:val="0"/>
+          <w:numId w:val="1"/>
+        </w:numPr>
+        <w:ind w:left="720" w:hanging="360"/>
+        <w:rPr>
+          <w:u w:val="none"/>
+        </w:rPr>
+      </w:pPr>
+      <w:r>
+        <w:rPr>
+          <w:rtl w:val="0"/>
+        </w:rPr>
+        <w:t xml:space="preserve">subvention only for some buildings: “destinée aux propriétaires de bâtiments avec une mesure de protection” / “Subventionnées sont les installations en toiture d'une puissance supérieure à 90 kW”   -&gt; note 1</w:t>
+      </w:r>
+    </w:p>
+    <w:p>
+      <w:pPr>
+        <w:ind w:left="0" w:firstLine="0"/>
+        <w:rPr/>
+      </w:pPr>
+      <w:r>
+        <w:rPr>
+          <w:rtl w:val="0"/>
+        </w:rPr>
+      </w:r>
+    </w:p>
+    <w:p>
+      <w:pPr>
+        <w:ind w:left="0" w:firstLine="0"/>
+        <w:rPr/>
+      </w:pPr>
+      <w:r>
+        <w:rPr>
+          <w:rtl w:val="0"/>
+        </w:rPr>
+        <w:t xml:space="preserve">Selection of cantonal subventions: </w:t>
+      </w:r>
+    </w:p>
+    <w:p>
+      <w:pPr>
+        <w:rPr/>
+      </w:pPr>
+      <w:r>
+        <w:rPr>
+          <w:rtl w:val="0"/>
+        </w:rPr>
+        <w:t xml:space="preserve">SELECT kt.kt_abrev, sb.*  FROM fme.subvention sb, fme.subv_contrib cb, fme.kanton kt</w:t>
+      </w:r>
+    </w:p>
+    <w:p>
+      <w:pPr>
+        <w:rPr/>
+      </w:pPr>
+      <w:r>
+        <w:rPr>
+          <w:rtl w:val="0"/>
+        </w:rPr>
+        <w:t xml:space="preserve">where cb.contributor_id = sb.contributor_id and cb.la_id = kt.kt_id and type_subv = 'PV'</w:t>
+      </w:r>
+    </w:p>
+    <w:p>
+      <w:pPr>
+        <w:ind w:left="0" w:firstLine="0"/>
+        <w:rPr/>
       </w:pPr>
       <w:r>
         <w:rPr>
@@ -2034,7 +2441,234 @@
 </file>
 
 <file path=word/numbering.xml><?xml version="1.0" encoding="utf-8"?>
-<w:numbering xmlns:mc="http://schemas.openxmlformats.org/markup-compatibility/2006" xmlns:o="urn:schemas-microsoft-com:office:office" xmlns:r="http://schemas.openxmlformats.org/officeDocument/2006/relationships" xmlns:m="http://schemas.openxmlformats.org/officeDocument/2006/math" xmlns:v="urn:schemas-microsoft-com:vml" xmlns:wp="http://schemas.openxmlformats.org/drawingml/2006/wordprocessingDrawing" xmlns:w10="urn:schemas-microsoft-com:office:word" xmlns:w="http://schemas.openxmlformats.org/wordprocessingml/2006/main" xmlns:wne="http://schemas.microsoft.com/office/word/2006/wordml" xmlns:sl="http://schemas.openxmlformats.org/schemaLibrary/2006/main" xmlns:a="http://schemas.openxmlformats.org/drawingml/2006/main" xmlns:pic="http://schemas.openxmlformats.org/drawingml/2006/picture" xmlns:c="http://schemas.openxmlformats.org/drawingml/2006/chart" xmlns:lc="http://schemas.openxmlformats.org/drawingml/2006/lockedCanvas" xmlns:dgm="http://schemas.openxmlformats.org/drawingml/2006/diagram" xmlns:wps="http://schemas.microsoft.com/office/word/2010/wordprocessingShape" xmlns:wpg="http://schemas.microsoft.com/office/word/2010/wordprocessingGroup" xmlns:w14="http://schemas.microsoft.com/office/word/2010/wordml" xmlns:w15="http://schemas.microsoft.com/office/word/2012/wordml" xmlns:w16="http://schemas.microsoft.com/office/word/2018/wordml" xmlns:w16cex="http://schemas.microsoft.com/office/word/2018/wordml/cex" xmlns:w16cid="http://schemas.microsoft.com/office/word/2016/wordml/cid" xmlns="http://schemas.microsoft.com/office/tasks/2019/documenttasks" xmlns:cr="http://schemas.microsoft.com/office/comments/2020/reactions"/>
+<w:numbering xmlns:mc="http://schemas.openxmlformats.org/markup-compatibility/2006" xmlns:o="urn:schemas-microsoft-com:office:office" xmlns:r="http://schemas.openxmlformats.org/officeDocument/2006/relationships" xmlns:m="http://schemas.openxmlformats.org/officeDocument/2006/math" xmlns:v="urn:schemas-microsoft-com:vml" xmlns:wp="http://schemas.openxmlformats.org/drawingml/2006/wordprocessingDrawing" xmlns:w10="urn:schemas-microsoft-com:office:word" xmlns:w="http://schemas.openxmlformats.org/wordprocessingml/2006/main" xmlns:wne="http://schemas.microsoft.com/office/word/2006/wordml" xmlns:sl="http://schemas.openxmlformats.org/schemaLibrary/2006/main" xmlns:a="http://schemas.openxmlformats.org/drawingml/2006/main" xmlns:pic="http://schemas.openxmlformats.org/drawingml/2006/picture" xmlns:c="http://schemas.openxmlformats.org/drawingml/2006/chart" xmlns:lc="http://schemas.openxmlformats.org/drawingml/2006/lockedCanvas" xmlns:dgm="http://schemas.openxmlformats.org/drawingml/2006/diagram" xmlns:wps="http://schemas.microsoft.com/office/word/2010/wordprocessingShape" xmlns:wpg="http://schemas.microsoft.com/office/word/2010/wordprocessingGroup" xmlns:w14="http://schemas.microsoft.com/office/word/2010/wordml" xmlns:w15="http://schemas.microsoft.com/office/word/2012/wordml" xmlns:w16="http://schemas.microsoft.com/office/word/2018/wordml" xmlns:w16cex="http://schemas.microsoft.com/office/word/2018/wordml/cex" xmlns:w16cid="http://schemas.microsoft.com/office/word/2016/wordml/cid" xmlns="http://schemas.microsoft.com/office/tasks/2019/documenttasks" xmlns:cr="http://schemas.microsoft.com/office/comments/2020/reactions">
+  <w:abstractNum w:abstractNumId="1">
+    <w:lvl w:ilvl="0">
+      <w:start w:val="1"/>
+      <w:numFmt w:val="bullet"/>
+      <w:lvlText w:val="●"/>
+      <w:lvlJc w:val="left"/>
+      <w:pPr>
+        <w:ind w:left="720" w:hanging="360"/>
+      </w:pPr>
+      <w:rPr>
+        <w:u w:val="none"/>
+      </w:rPr>
+    </w:lvl>
+    <w:lvl w:ilvl="1">
+      <w:start w:val="1"/>
+      <w:numFmt w:val="bullet"/>
+      <w:lvlText w:val="○"/>
+      <w:lvlJc w:val="left"/>
+      <w:pPr>
+        <w:ind w:left="1440" w:hanging="360"/>
+      </w:pPr>
+      <w:rPr>
+        <w:u w:val="none"/>
+      </w:rPr>
+    </w:lvl>
+    <w:lvl w:ilvl="2">
+      <w:start w:val="1"/>
+      <w:numFmt w:val="bullet"/>
+      <w:lvlText w:val="■"/>
+      <w:lvlJc w:val="left"/>
+      <w:pPr>
+        <w:ind w:left="2160" w:hanging="360"/>
+      </w:pPr>
+      <w:rPr>
+        <w:u w:val="none"/>
+      </w:rPr>
+    </w:lvl>
+    <w:lvl w:ilvl="3">
+      <w:start w:val="1"/>
+      <w:numFmt w:val="bullet"/>
+      <w:lvlText w:val="●"/>
+      <w:lvlJc w:val="left"/>
+      <w:pPr>
+        <w:ind w:left="2880" w:hanging="360"/>
+      </w:pPr>
+      <w:rPr>
+        <w:u w:val="none"/>
+      </w:rPr>
+    </w:lvl>
+    <w:lvl w:ilvl="4">
+      <w:start w:val="1"/>
+      <w:numFmt w:val="bullet"/>
+      <w:lvlText w:val="○"/>
+      <w:lvlJc w:val="left"/>
+      <w:pPr>
+        <w:ind w:left="3600" w:hanging="360"/>
+      </w:pPr>
+      <w:rPr>
+        <w:u w:val="none"/>
+      </w:rPr>
+    </w:lvl>
+    <w:lvl w:ilvl="5">
+      <w:start w:val="1"/>
+      <w:numFmt w:val="bullet"/>
+      <w:lvlText w:val="■"/>
+      <w:lvlJc w:val="left"/>
+      <w:pPr>
+        <w:ind w:left="4320" w:hanging="360"/>
+      </w:pPr>
+      <w:rPr>
+        <w:u w:val="none"/>
+      </w:rPr>
+    </w:lvl>
+    <w:lvl w:ilvl="6">
+      <w:start w:val="1"/>
+      <w:numFmt w:val="bullet"/>
+      <w:lvlText w:val="●"/>
+      <w:lvlJc w:val="left"/>
+      <w:pPr>
+        <w:ind w:left="5040" w:hanging="360"/>
+      </w:pPr>
+      <w:rPr>
+        <w:u w:val="none"/>
+      </w:rPr>
+    </w:lvl>
+    <w:lvl w:ilvl="7">
+      <w:start w:val="1"/>
+      <w:numFmt w:val="bullet"/>
+      <w:lvlText w:val="○"/>
+      <w:lvlJc w:val="left"/>
+      <w:pPr>
+        <w:ind w:left="5760" w:hanging="360"/>
+      </w:pPr>
+      <w:rPr>
+        <w:u w:val="none"/>
+      </w:rPr>
+    </w:lvl>
+    <w:lvl w:ilvl="8">
+      <w:start w:val="1"/>
+      <w:numFmt w:val="bullet"/>
+      <w:lvlText w:val="■"/>
+      <w:lvlJc w:val="left"/>
+      <w:pPr>
+        <w:ind w:left="6480" w:hanging="360"/>
+      </w:pPr>
+      <w:rPr>
+        <w:u w:val="none"/>
+      </w:rPr>
+    </w:lvl>
+  </w:abstractNum>
+  <w:abstractNum w:abstractNumId="2">
+    <w:lvl w:ilvl="0">
+      <w:start w:val="1"/>
+      <w:numFmt w:val="bullet"/>
+      <w:lvlText w:val="●"/>
+      <w:lvlJc w:val="left"/>
+      <w:pPr>
+        <w:ind w:left="720" w:hanging="360"/>
+      </w:pPr>
+      <w:rPr>
+        <w:u w:val="none"/>
+      </w:rPr>
+    </w:lvl>
+    <w:lvl w:ilvl="1">
+      <w:start w:val="1"/>
+      <w:numFmt w:val="bullet"/>
+      <w:lvlText w:val="○"/>
+      <w:lvlJc w:val="left"/>
+      <w:pPr>
+        <w:ind w:left="1440" w:hanging="360"/>
+      </w:pPr>
+      <w:rPr>
+        <w:u w:val="none"/>
+      </w:rPr>
+    </w:lvl>
+    <w:lvl w:ilvl="2">
+      <w:start w:val="1"/>
+      <w:numFmt w:val="bullet"/>
+      <w:lvlText w:val="■"/>
+      <w:lvlJc w:val="left"/>
+      <w:pPr>
+        <w:ind w:left="2160" w:hanging="360"/>
+      </w:pPr>
+      <w:rPr>
+        <w:u w:val="none"/>
+      </w:rPr>
+    </w:lvl>
+    <w:lvl w:ilvl="3">
+      <w:start w:val="1"/>
+      <w:numFmt w:val="bullet"/>
+      <w:lvlText w:val="●"/>
+      <w:lvlJc w:val="left"/>
+      <w:pPr>
+        <w:ind w:left="2880" w:hanging="360"/>
+      </w:pPr>
+      <w:rPr>
+        <w:u w:val="none"/>
+      </w:rPr>
+    </w:lvl>
+    <w:lvl w:ilvl="4">
+      <w:start w:val="1"/>
+      <w:numFmt w:val="bullet"/>
+      <w:lvlText w:val="○"/>
+      <w:lvlJc w:val="left"/>
+      <w:pPr>
+        <w:ind w:left="3600" w:hanging="360"/>
+      </w:pPr>
+      <w:rPr>
+        <w:u w:val="none"/>
+      </w:rPr>
+    </w:lvl>
+    <w:lvl w:ilvl="5">
+      <w:start w:val="1"/>
+      <w:numFmt w:val="bullet"/>
+      <w:lvlText w:val="■"/>
+      <w:lvlJc w:val="left"/>
+      <w:pPr>
+        <w:ind w:left="4320" w:hanging="360"/>
+      </w:pPr>
+      <w:rPr>
+        <w:u w:val="none"/>
+      </w:rPr>
+    </w:lvl>
+    <w:lvl w:ilvl="6">
+      <w:start w:val="1"/>
+      <w:numFmt w:val="bullet"/>
+      <w:lvlText w:val="●"/>
+      <w:lvlJc w:val="left"/>
+      <w:pPr>
+        <w:ind w:left="5040" w:hanging="360"/>
+      </w:pPr>
+      <w:rPr>
+        <w:u w:val="none"/>
+      </w:rPr>
+    </w:lvl>
+    <w:lvl w:ilvl="7">
+      <w:start w:val="1"/>
+      <w:numFmt w:val="bullet"/>
+      <w:lvlText w:val="○"/>
+      <w:lvlJc w:val="left"/>
+      <w:pPr>
+        <w:ind w:left="5760" w:hanging="360"/>
+      </w:pPr>
+      <w:rPr>
+        <w:u w:val="none"/>
+      </w:rPr>
+    </w:lvl>
+    <w:lvl w:ilvl="8">
+      <w:start w:val="1"/>
+      <w:numFmt w:val="bullet"/>
+      <w:lvlText w:val="■"/>
+      <w:lvlJc w:val="left"/>
+      <w:pPr>
+        <w:ind w:left="6480" w:hanging="360"/>
+      </w:pPr>
+      <w:rPr>
+        <w:u w:val="none"/>
+      </w:rPr>
+    </w:lvl>
+  </w:abstractNum>
+  <w:num w:numId="1">
+    <w:abstractNumId w:val="1"/>
+  </w:num>
+  <w:num w:numId="2">
+    <w:abstractNumId w:val="2"/>
+  </w:num>
+</w:numbering>
 </file>
 
 <file path=word/styles.xml><?xml version="1.0" encoding="utf-8"?>
@@ -2207,6 +2841,14 @@
     <w:tblPr>
       <w:tblStyleRowBandSize w:val="1"/>
       <w:tblStyleColBandSize w:val="1"/>
+    </w:tblPr>
+  </w:style>
+  <w:style w:type="table" w:styleId="Table2">
+    <w:basedOn w:val="TableNormal"/>
+    <w:tblPr>
+      <w:tblStyleRowBandSize w:val="1"/>
+      <w:tblStyleColBandSize w:val="1"/>
+      <w:tblCellMar/>
     </w:tblPr>
   </w:style>
 </w:styles>
